--- a/Especializacion/Evaluaciones/2026-2/Fichas de evaluacion/03 - G-003 - Modernizacion archivo municipal San Francisco/1 - Ficha de preparacion.docx
+++ b/Especializacion/Evaluaciones/2026-2/Fichas de evaluacion/03 - G-003 - Modernizacion archivo municipal San Francisco/1 - Ficha de preparacion.docx
@@ -196,7 +196,7 @@
           <w:color w:val="2B2B2B"/>
           <w:sz w:val="22"/>
         </w:rPr>
-        <w:t xml:space="preserve"> José Javier Galvis Noguera (jose.galvisn@cun.edu.co), Eliana Naranjo Cortés (correo cruzado en el cronograma, ver §8), Cristian David Forero Álvarez (correo cruzado en el cronograma, ver §8), Gloria Nahtaly Florez Susa (gloria.florezs@cun.edu.co)</w:t>
+        <w:t xml:space="preserve"> José Javier Galvis Noguera (jose.galvisn@cun.edu.co), Eliana Naranjo Cortés (correo cruzado en el cronograma, ver §9), Cristian David Forero Álvarez (correo cruzado en el cronograma, ver §9), Gloria Nahtaly Florez Susa (gloria.florezs@cun.edu.co)</w:t>
       </w:r>
     </w:p>
     <w:p>
@@ -407,7 +407,25 @@
           <w:color w:val="2B2B2B"/>
           <w:sz w:val="22"/>
         </w:rPr>
-        <w:t xml:space="preserve"> (pp. 17-18, 80).</w:t>
+        <w:t xml:space="preserve"> (p. 79, Tabla 3 —la cifra </w:t>
+      </w:r>
+      <w:r>
+        <w:rPr>
+          <w:rFonts w:ascii="Calibri" w:hAnsi="Calibri"/>
+          <w:b/>
+          <w:color w:val="2B2B2B"/>
+          <w:sz w:val="22"/>
+        </w:rPr>
+        <w:t>no</w:t>
+      </w:r>
+      <w:r>
+        <w:rPr>
+          <w:rFonts w:ascii="Calibri" w:hAnsi="Calibri"/>
+          <w:b w:val="0"/>
+          <w:color w:val="2B2B2B"/>
+          <w:sz w:val="22"/>
+        </w:rPr>
+        <w:t xml:space="preserve"> está en las pp. 17-18, que solo hablan de «demoras recurrentes»—; se repite en pp. 85 y 92).</w:t>
       </w:r>
     </w:p>
     <w:p>
@@ -427,7 +445,7 @@
           <w:color w:val="2B2B2B"/>
           <w:sz w:val="22"/>
         </w:rPr>
-        <w:t xml:space="preserve"> Enfoque mixto declarado, bajo modelo de investigación-acción (pp. 71, 23). Instrumentos: FUID del Acuerdo 042 de 2002, </w:t>
+        <w:t xml:space="preserve"> Enfoque mixto declarado (p. 71), bajo modelo de investigación-acción (p. 23: la p. 71 no usa esa expresión). Instrumentos: FUID regulado por el Acuerdo 042 de 2002 y adaptado con corte a 2024 (p. 77), </w:t>
       </w:r>
       <w:r>
         <w:rPr>
@@ -445,7 +463,7 @@
           <w:color w:val="2B2B2B"/>
           <w:sz w:val="22"/>
         </w:rPr>
-        <w:t xml:space="preserve"> calificados de 1 a 5, y </w:t>
+        <w:t xml:space="preserve"> calificados de 1 a 5 (p. 72), y </w:t>
       </w:r>
       <w:r>
         <w:rPr>
@@ -610,7 +628,7 @@
           <w:color w:val="2B2B2B"/>
           <w:sz w:val="22"/>
         </w:rPr>
-        <w:t xml:space="preserve"> y matriz de permisos, auditoría append-only (pp. 93-94, 105-110).</w:t>
+        <w:t xml:space="preserve"> y matriz de permisos (pp. 93-94), auditoría append-only (pp. 100 y 109; el término no aparece en las pp. 93-94).</w:t>
       </w:r>
     </w:p>
     <w:p>
@@ -648,7 +666,61 @@
           <w:color w:val="2B2B2B"/>
           <w:sz w:val="22"/>
         </w:rPr>
-        <w:t xml:space="preserve"> clasifica cada capacidad en implementado / representado en el prototipo / diseñado / proyectado: *implementado y probado* → Flask-PostgreSQL, radicación con consecutivo (SGDEA-2026-000128), búsqueda con filtros, clasificación TRD, RBAC de 6 perfiles y persistencia por volumen; *solo representado* → cifrado AES-256 (Restic), hash SHA-256, OCR (Tesseract) y MinIO; *proyectado* → TLS, MFA, pruebas de usabilidad y seguridad e </w:t>
+        <w:t xml:space="preserve"> clasifica cada capacidad en implementado / representado en el prototipo / diseñado / proyectado: </w:t>
+      </w:r>
+      <w:r>
+        <w:rPr>
+          <w:rFonts w:ascii="Calibri" w:hAnsi="Calibri"/>
+          <w:i/>
+          <w:color w:val="2B2B2B"/>
+          <w:sz w:val="22"/>
+        </w:rPr>
+        <w:t>implementado y probado</w:t>
+      </w:r>
+      <w:r>
+        <w:rPr>
+          <w:rFonts w:ascii="Calibri" w:hAnsi="Calibri"/>
+          <w:b w:val="0"/>
+          <w:color w:val="2B2B2B"/>
+          <w:sz w:val="22"/>
+        </w:rPr>
+        <w:t xml:space="preserve"> → Flask-PostgreSQL, radicación con consecutivo (SGDEA-2026-000128), búsqueda con filtros, clasificación TRD, RBAC de 6 perfiles y persistencia por volumen; </w:t>
+      </w:r>
+      <w:r>
+        <w:rPr>
+          <w:rFonts w:ascii="Calibri" w:hAnsi="Calibri"/>
+          <w:i/>
+          <w:color w:val="2B2B2B"/>
+          <w:sz w:val="22"/>
+        </w:rPr>
+        <w:t>solo representado</w:t>
+      </w:r>
+      <w:r>
+        <w:rPr>
+          <w:rFonts w:ascii="Calibri" w:hAnsi="Calibri"/>
+          <w:b w:val="0"/>
+          <w:color w:val="2B2B2B"/>
+          <w:sz w:val="22"/>
+        </w:rPr>
+        <w:t xml:space="preserve"> → cifrado AES-256 (Restic), hash SHA-256, OCR (Tesseract) y MinIO; </w:t>
+      </w:r>
+      <w:r>
+        <w:rPr>
+          <w:rFonts w:ascii="Calibri" w:hAnsi="Calibri"/>
+          <w:i/>
+          <w:color w:val="2B2B2B"/>
+          <w:sz w:val="22"/>
+        </w:rPr>
+        <w:t>proyectado</w:t>
+      </w:r>
+      <w:r>
+        <w:rPr>
+          <w:rFonts w:ascii="Calibri" w:hAnsi="Calibri"/>
+          <w:b w:val="0"/>
+          <w:color w:val="2B2B2B"/>
+          <w:sz w:val="22"/>
+        </w:rPr>
+        <w:t xml:space="preserve"> → TLS, MFA, pruebas de usabilidad y seguridad e </w:t>
       </w:r>
       <w:r>
         <w:rPr>
@@ -792,7 +864,43 @@
           <w:color w:val="2B2B2B"/>
           <w:sz w:val="22"/>
         </w:rPr>
-        <w:t>, con la implementación institucional explícitamente aplazada (p. 105). El techo real del trabajo es *diagnosticar y diseñar/prototipar*, no *modernizar*. La pregunta de investigación (p. 19) pregunta «cómo la implementación… moderniza… y mejora la eficiencia», algo que el propio documento no responde con datos, sino con proyecciones (pp. 92, 113).</w:t>
+        <w:t xml:space="preserve">, con la implementación institucional explícitamente aplazada (p. 105). El techo real del trabajo es </w:t>
+      </w:r>
+      <w:r>
+        <w:rPr>
+          <w:rFonts w:ascii="Calibri" w:hAnsi="Calibri"/>
+          <w:i/>
+          <w:color w:val="2B2B2B"/>
+          <w:sz w:val="22"/>
+        </w:rPr>
+        <w:t>diagnosticar y diseñar/prototipar</w:t>
+      </w:r>
+      <w:r>
+        <w:rPr>
+          <w:rFonts w:ascii="Calibri" w:hAnsi="Calibri"/>
+          <w:b w:val="0"/>
+          <w:color w:val="2B2B2B"/>
+          <w:sz w:val="22"/>
+        </w:rPr>
+        <w:t xml:space="preserve">, no </w:t>
+      </w:r>
+      <w:r>
+        <w:rPr>
+          <w:rFonts w:ascii="Calibri" w:hAnsi="Calibri"/>
+          <w:i/>
+          <w:color w:val="2B2B2B"/>
+          <w:sz w:val="22"/>
+        </w:rPr>
+        <w:t>modernizar</w:t>
+      </w:r>
+      <w:r>
+        <w:rPr>
+          <w:rFonts w:ascii="Calibri" w:hAnsi="Calibri"/>
+          <w:b w:val="0"/>
+          <w:color w:val="2B2B2B"/>
+          <w:sz w:val="22"/>
+        </w:rPr>
+        <w:t>. La pregunta de investigación (p. 19) pregunta «cómo la implementación… moderniza… y mejora la eficiencia», algo que el propio documento no responde con datos, sino con proyecciones (pp. 92, 113).</w:t>
       </w:r>
     </w:p>
     <w:tbl>
@@ -1028,7 +1136,25 @@
                 <w:color w:val="2B2B2B"/>
                 <w:sz w:val="20"/>
               </w:rPr>
-              <w:t>: no hay número de expedientes, folios ni metros lineales (pp. 78, 86, 130). La Tabla 2 muestra los *campos* del FUID, no datos</w:t>
+              <w:t xml:space="preserve">: no hay número de expedientes, folios ni metros lineales (pp. 78, 86, 130). La Tabla 2 muestra los </w:t>
+            </w:r>
+            <w:r>
+              <w:rPr>
+                <w:rFonts w:ascii="Calibri" w:hAnsi="Calibri"/>
+                <w:i/>
+                <w:color w:val="2B2B2B"/>
+                <w:sz w:val="20"/>
+              </w:rPr>
+              <w:t>campos</w:t>
+            </w:r>
+            <w:r>
+              <w:rPr>
+                <w:rFonts w:ascii="Calibri" w:hAnsi="Calibri"/>
+                <w:b w:val="0"/>
+                <w:color w:val="2B2B2B"/>
+                <w:sz w:val="20"/>
+              </w:rPr>
+              <w:t xml:space="preserve"> del FUID, no datos</w:t>
             </w:r>
           </w:p>
         </w:tc>
@@ -1177,7 +1303,7 @@
                 <w:color w:val="2B2B2B"/>
                 <w:sz w:val="20"/>
               </w:rPr>
-              <w:t>RBAC de 6 perfiles y matriz (pp. 93-94), protocolos (p. 94), CP-05 y CP-06 (p. 110)</w:t>
+              <w:t>RBAC de 6 perfiles y matriz (pp. 93-94), protocolos (Tabla 6, p. 94), CP-05 y CP-06 (p. 110)</w:t>
             </w:r>
           </w:p>
         </w:tc>
@@ -1212,7 +1338,7 @@
                 <w:color w:val="2B2B2B"/>
                 <w:sz w:val="20"/>
               </w:rPr>
-              <w:t>; auditoría «implementada parcial: falta IP y resultado» (pp. 104-105); MFA proyectado</w:t>
+              <w:t xml:space="preserve"> (p. 105); auditoría «Implementado (parcial)… falta IP y resultado» (p. 104, no la 105); MFA proyectado</w:t>
             </w:r>
           </w:p>
         </w:tc>
@@ -1422,7 +1548,25 @@
           <w:color w:val="2B2B2B"/>
           <w:sz w:val="22"/>
         </w:rPr>
-        <w:t xml:space="preserve"> sesiones de capacitación». No hay evidencia de ninguna de las tres: la implementación institucional está proyectada (p. 105), no se reporta ni una página digitalizada frente a la meta de «al menos 200 páginas» (p. 24) y las entrevistas preguntan a los funcionarios si *estarían dispuestos a recibir capacitación* (pp. 146, 153, 166), lo que sitúa la capacitación después del trabajo de campo.</w:t>
+        <w:t xml:space="preserve"> sesiones de capacitación». No hay evidencia de ninguna de las tres: la implementación institucional está proyectada (p. 105), no se reporta ni una página digitalizada frente a la meta de «al menos 200 páginas» (p. 24) y las entrevistas preguntan a los funcionarios si </w:t>
+      </w:r>
+      <w:r>
+        <w:rPr>
+          <w:rFonts w:ascii="Calibri" w:hAnsi="Calibri"/>
+          <w:i/>
+          <w:color w:val="2B2B2B"/>
+          <w:sz w:val="22"/>
+        </w:rPr>
+        <w:t>estarían dispuestos a recibir capacitación</w:t>
+      </w:r>
+      <w:r>
+        <w:rPr>
+          <w:rFonts w:ascii="Calibri" w:hAnsi="Calibri"/>
+          <w:b w:val="0"/>
+          <w:color w:val="2B2B2B"/>
+          <w:sz w:val="22"/>
+        </w:rPr>
+        <w:t xml:space="preserve"> (pp. 146, 153, 160 y 166), lo que sitúa la capacitación después del trabajo de campo.</w:t>
       </w:r>
     </w:p>
     <w:p>
@@ -1662,7 +1806,7 @@
           <w:color w:val="007433"/>
           <w:sz w:val="32"/>
         </w:rPr>
-        <w:t>4. Debilidades y huecos (con página)</w:t>
+        <w:t>4. OBSERVACIONES DEL DOCUMENTO — debilidades y huecos (con página)</w:t>
       </w:r>
     </w:p>
     <w:p>
@@ -1708,7 +1852,7 @@
           <w:color w:val="2B2B2B"/>
           <w:sz w:val="22"/>
         </w:rPr>
-        <w:t xml:space="preserve"> (p. 27): despliegue piloto en la entidad, digitalización de documentos prioritarios y sesiones de capacitación. Ninguna tiene evidencia y las tres se contradicen con la p. 105 y con las entrevistas (pp. 146, 153, 166).</w:t>
+        <w:t xml:space="preserve"> (p. 27): despliegue piloto en la entidad, digitalización de documentos prioritarios y sesiones de capacitación. Ninguna tiene evidencia y las tres se contradicen con la p. 105 y con las entrevistas (pp. 146, 153, 160 y 166).</w:t>
       </w:r>
     </w:p>
     <w:p>
@@ -1731,7 +1875,25 @@
           <w:color w:val="2B2B2B"/>
           <w:sz w:val="22"/>
         </w:rPr>
-        <w:t xml:space="preserve"> «Muestra representativa» (pp. 71, 78, 86, 130) sin número de expedientes, folios ni metros lineales, y sin criterio de selección. Con el alcance de estudio de caso una muestra pequeña es perfectamente aceptable; lo que no es aceptable es no decir cuál fue.</w:t>
+        <w:t xml:space="preserve"> «Muestra representativa» literal en pp. 78, 86 y 130 —y «la muestra documental fue representativa» en la p. 71— sin número de expedientes, folios ni metros lineales, y sin criterio de selección. Las cadenas «metros lineales» y «folio» aparecen </w:t>
+      </w:r>
+      <w:r>
+        <w:rPr>
+          <w:rFonts w:ascii="Calibri" w:hAnsi="Calibri"/>
+          <w:b/>
+          <w:color w:val="2B2B2B"/>
+          <w:sz w:val="22"/>
+        </w:rPr>
+        <w:t>una sola vez</w:t>
+      </w:r>
+      <w:r>
+        <w:rPr>
+          <w:rFonts w:ascii="Calibri" w:hAnsi="Calibri"/>
+          <w:b w:val="0"/>
+          <w:color w:val="2B2B2B"/>
+          <w:sz w:val="22"/>
+        </w:rPr>
+        <w:t xml:space="preserve"> en las 169 páginas: en la p. 71, como lo que el enfoque cuantitativo «requiere medir». Con el alcance de estudio de caso una muestra pequeña es perfectamente aceptable; lo que no es aceptable es no decir cuál fue. Lo que el mazo proyecta en su lugar —«muestra de tipo censal»— está en la §5 (punto 3).</w:t>
       </w:r>
     </w:p>
     <w:p>
@@ -1745,7 +1907,7 @@
           <w:color w:val="2B2B2B"/>
           <w:sz w:val="22"/>
         </w:rPr>
-        <w:t>La presentación dice «muestra de tipo censal» (diapositiva 4)</w:t>
+        <w:t>El enfoque mixto queda a medias.</w:t>
       </w:r>
       <w:r>
         <w:rPr>
@@ -1754,7 +1916,25 @@
           <w:color w:val="2B2B2B"/>
           <w:sz w:val="22"/>
         </w:rPr>
-        <w:t>, exactamente lo contrario de lo que el documento afirma tres veces (pp. 78, 86, 130).</w:t>
+        <w:t xml:space="preserve"> La p. 71 justifica lo cuantitativo por «cuantificar tiempos exactos de respuesta </w:t>
+      </w:r>
+      <w:r>
+        <w:rPr>
+          <w:rFonts w:ascii="Calibri" w:hAnsi="Calibri"/>
+          <w:b/>
+          <w:color w:val="2B2B2B"/>
+          <w:sz w:val="22"/>
+        </w:rPr>
+        <w:t>antes y después</w:t>
+      </w:r>
+      <w:r>
+        <w:rPr>
+          <w:rFonts w:ascii="Calibri" w:hAnsi="Calibri"/>
+          <w:b w:val="0"/>
+          <w:color w:val="2B2B2B"/>
+          <w:sz w:val="22"/>
+        </w:rPr>
+        <w:t xml:space="preserve"> de la implementación»; no hay medición posterior: todos los valores de mejora son metas o proyecciones (pp. 24, 92, 113-114).</w:t>
       </w:r>
     </w:p>
     <w:p>
@@ -1768,7 +1948,7 @@
           <w:color w:val="2B2B2B"/>
           <w:sz w:val="22"/>
         </w:rPr>
-        <w:t>La presentación sobreafirma la seguridad.</w:t>
+        <w:t>Quién calificó la matriz no está claro.</w:t>
       </w:r>
       <w:r>
         <w:rPr>
@@ -1777,7 +1957,25 @@
           <w:color w:val="2B2B2B"/>
           <w:sz w:val="22"/>
         </w:rPr>
-        <w:t xml:space="preserve"> Diapositiva 7: «Implementación de… cifrado de grado militar (AES-256)»; diapositiva 10: «se verificó… integridad con cifrado AES-256». La Tabla 14 dice «representado en prototipo; integración real proyectada» y «verificación real pendiente» (p. 105). Es la contradicción más citable entre los dos entregables.</w:t>
+        <w:t xml:space="preserve"> La p. 72 dice que la calificación «fue asignada por el equipo investigador a partir de la observación directa»; la Tabla 3 se titula «Calificación de resultados de </w:t>
+      </w:r>
+      <w:r>
+        <w:rPr>
+          <w:rFonts w:ascii="Calibri" w:hAnsi="Calibri"/>
+          <w:b/>
+          <w:color w:val="2B2B2B"/>
+          <w:sz w:val="22"/>
+        </w:rPr>
+        <w:t>la encuesta</w:t>
+      </w:r>
+      <w:r>
+        <w:rPr>
+          <w:rFonts w:ascii="Calibri" w:hAnsi="Calibri"/>
+          <w:b w:val="0"/>
+          <w:color w:val="2B2B2B"/>
+          <w:sz w:val="22"/>
+        </w:rPr>
+        <w:t xml:space="preserve"> diagnóstica» y su nota dice «se realizó una calificación de cada una de las preguntas realizadas en la encuesta» (pp. 79-80). Como el 1,9/5 es la base empírica de todo el trabajo, la ambigüedad pesa.</w:t>
       </w:r>
     </w:p>
     <w:p>
@@ -1791,7 +1989,7 @@
           <w:color w:val="2B2B2B"/>
           <w:sz w:val="22"/>
         </w:rPr>
-        <w:t>El enfoque mixto queda a medias.</w:t>
+        <w:t>La misma matriz se describe con 3 dimensiones (p. 72) y con 6 (p. 79).</w:t>
       </w:r>
       <w:r>
         <w:rPr>
@@ -1800,25 +1998,7 @@
           <w:color w:val="2B2B2B"/>
           <w:sz w:val="22"/>
         </w:rPr>
-        <w:t xml:space="preserve"> La p. 71 justifica lo cuantitativo por «cuantificar tiempos exactos de respuesta </w:t>
-      </w:r>
-      <w:r>
-        <w:rPr>
-          <w:rFonts w:ascii="Calibri" w:hAnsi="Calibri"/>
-          <w:b/>
-          <w:color w:val="2B2B2B"/>
-          <w:sz w:val="22"/>
-        </w:rPr>
-        <w:t>antes y después</w:t>
-      </w:r>
-      <w:r>
-        <w:rPr>
-          <w:rFonts w:ascii="Calibri" w:hAnsi="Calibri"/>
-          <w:b w:val="0"/>
-          <w:color w:val="2B2B2B"/>
-          <w:sz w:val="22"/>
-        </w:rPr>
-        <w:t xml:space="preserve"> de la implementación»; no hay medición posterior: todos los valores de mejora son metas o proyecciones (pp. 24, 92, 113-114).</w:t>
+        <w:t xml:space="preserve"> El mazo toma partido por la versión de 6 (§5, punto 11).</w:t>
       </w:r>
     </w:p>
     <w:p>
@@ -1832,7 +2012,7 @@
           <w:color w:val="2B2B2B"/>
           <w:sz w:val="22"/>
         </w:rPr>
-        <w:t>Quién calificó la matriz no está claro.</w:t>
+        <w:t>Dato del parque tecnológico contradictorio:</w:t>
       </w:r>
       <w:r>
         <w:rPr>
@@ -1841,25 +2021,7 @@
           <w:color w:val="2B2B2B"/>
           <w:sz w:val="22"/>
         </w:rPr>
-        <w:t xml:space="preserve"> La p. 72 dice que la calificación «fue asignada por el equipo investigador a partir de la observación directa»; la Tabla 3 se titula «Calificación de resultados de </w:t>
-      </w:r>
-      <w:r>
-        <w:rPr>
-          <w:rFonts w:ascii="Calibri" w:hAnsi="Calibri"/>
-          <w:b/>
-          <w:color w:val="2B2B2B"/>
-          <w:sz w:val="22"/>
-        </w:rPr>
-        <w:t>la encuesta</w:t>
-      </w:r>
-      <w:r>
-        <w:rPr>
-          <w:rFonts w:ascii="Calibri" w:hAnsi="Calibri"/>
-          <w:b w:val="0"/>
-          <w:color w:val="2B2B2B"/>
-          <w:sz w:val="22"/>
-        </w:rPr>
-        <w:t xml:space="preserve"> diagnóstica» y su nota dice «se realizó una calificación de cada una de las preguntas realizadas en la encuesta» (pp. 79-80). Como el 1,9/5 es la base empírica de todo el trabajo, la ambigüedad pesa.</w:t>
+        <w:t xml:space="preserve"> Tabla 3, «Recursos tecnológicos: 3 — Dos computadores disponibles» (p. 80) frente a «según el diagnóstico del ACA 1: ocho equipos de escritorio con Windows» (p. 90).</w:t>
       </w:r>
     </w:p>
     <w:p>
@@ -1873,7 +2035,34 @@
           <w:color w:val="2B2B2B"/>
           <w:sz w:val="22"/>
         </w:rPr>
-        <w:t>La misma matriz se describe con 3 dimensiones (p. 72) y con 6 (p. 79).</w:t>
+        <w:t>Restos de plantilla y evidencias vacías en el protocolo de pruebas.</w:t>
+      </w:r>
+      <w:r>
+        <w:rPr>
+          <w:rFonts w:ascii="Calibri" w:hAnsi="Calibri"/>
+          <w:b w:val="0"/>
+          <w:color w:val="2B2B2B"/>
+          <w:sz w:val="22"/>
+        </w:rPr>
+        <w:t xml:space="preserve"> CP-01 dice en el campo Evidencia: «</w:t>
+      </w:r>
+      <w:r>
+        <w:rPr>
+          <w:rFonts w:ascii="Calibri" w:hAnsi="Calibri"/>
+          <w:b/>
+          <w:color w:val="2B2B2B"/>
+          <w:sz w:val="22"/>
+        </w:rPr>
+        <w:t>Insertar aquí la captura correspondiente</w:t>
+      </w:r>
+      <w:r>
+        <w:rPr>
+          <w:rFonts w:ascii="Calibri" w:hAnsi="Calibri"/>
+          <w:b w:val="0"/>
+          <w:color w:val="2B2B2B"/>
+          <w:sz w:val="22"/>
+        </w:rPr>
+        <w:t>»; CP-02, CP-03, CP-04 y CP-06 tienen el campo Evidencia en blanco (pp. 109-110).</w:t>
       </w:r>
     </w:p>
     <w:p>
@@ -1887,7 +2076,7 @@
           <w:color w:val="2B2B2B"/>
           <w:sz w:val="22"/>
         </w:rPr>
-        <w:t>Dato del parque tecnológico contradictorio:</w:t>
+        <w:t>Bibliografía con marcadores «por verificar» sobre fuentes que sí se citan en el cuerpo.</w:t>
       </w:r>
       <w:r>
         <w:rPr>
@@ -1896,7 +2085,7 @@
           <w:color w:val="2B2B2B"/>
           <w:sz w:val="22"/>
         </w:rPr>
-        <w:t xml:space="preserve"> Tabla 3, «Recursos tecnológicos: 3 — Dos computadores disponibles» (p. 80) frente a «según el diagnóstico del ACA 1: ocho equipos de escritorio con Windows» (p. 90).</w:t>
+        <w:t xml:space="preserve"> «Zapata, C. A., &amp; Castrillón. (2020). [Título… por verificar]. [Datos de publicación por verificar]» (p. 140), citada como respaldo en pp. 15, 18 y 42; y «DANE (2024). [Título del informe estadístico — por verificar]» (p. 138), citada en pp. 14, 17, 18, 21 y 22. La entrada de Jaramillo Sánchez (2024) queda truncada sin datos de publicación (p. 139).</w:t>
       </w:r>
     </w:p>
     <w:p>
@@ -1910,7 +2099,7 @@
           <w:color w:val="2B2B2B"/>
           <w:sz w:val="22"/>
         </w:rPr>
-        <w:t>Restos de plantilla y evidencias vacías en el protocolo de pruebas.</w:t>
+        <w:t>Citas del texto sin entrada en la bibliografía:</w:t>
       </w:r>
       <w:r>
         <w:rPr>
@@ -1919,16 +2108,16 @@
           <w:color w:val="2B2B2B"/>
           <w:sz w:val="22"/>
         </w:rPr>
-        <w:t xml:space="preserve"> CP-01 dice en el campo Evidencia: «</w:t>
-      </w:r>
-      <w:r>
-        <w:rPr>
-          <w:rFonts w:ascii="Calibri" w:hAnsi="Calibri"/>
-          <w:b/>
-          <w:color w:val="2B2B2B"/>
-          <w:sz w:val="22"/>
-        </w:rPr>
-        <w:t>Insertar aquí la captura correspondiente</w:t>
+        <w:t xml:space="preserve"> «Contraloría General de la República, 2024» (pp. 14, 17, 18, 21), «AGN, 2024» y «MinTIC, 2024» no aparecen en la lista de referencias (pp. 137-140); además el texto cita «CCSDS, 2012» (p. 67) y la lista registra CCSDS 2024 (p. 138), y la misma obra PREMIS (Data Dictionary 3.0) queda duplicada en dos entradas —«Library of Congress. (2015)» y «PREMIS Editorial Committee. (2015)»— (pp. 139-140). </w:t>
+      </w:r>
+      <w:r>
+        <w:rPr>
+          <w:rFonts w:ascii="Calibri" w:hAnsi="Calibri"/>
+          <w:i/>
+          <w:color w:val="2B2B2B"/>
+          <w:sz w:val="22"/>
+        </w:rPr>
+        <w:t>No</w:t>
       </w:r>
       <w:r>
         <w:rPr>
@@ -1937,7 +2126,7 @@
           <w:color w:val="2B2B2B"/>
           <w:sz w:val="22"/>
         </w:rPr>
-        <w:t>»; CP-02, CP-03, CP-04 y CP-06 tienen el campo Evidencia en blanco (pp. 109-110).</w:t>
+        <w:t xml:space="preserve"> se les puede reprochar ISO 27001: las dos entradas de la p. 139 son ediciones distintas de la norma (2013 y 2022), lo cual es legítimo.</w:t>
       </w:r>
     </w:p>
     <w:p>
@@ -1951,7 +2140,7 @@
           <w:color w:val="2B2B2B"/>
           <w:sz w:val="22"/>
         </w:rPr>
-        <w:t>Bibliografía con marcadores «por verificar» sobre fuentes que sí se citan en el cuerpo.</w:t>
+        <w:t>No hay apartado de limitaciones del estudio.</w:t>
       </w:r>
       <w:r>
         <w:rPr>
@@ -1960,7 +2149,25 @@
           <w:color w:val="2B2B2B"/>
           <w:sz w:val="22"/>
         </w:rPr>
-        <w:t xml:space="preserve"> «Zapata, C. A., &amp; Castrillón. (2020). [Título… por verificar]. [Datos de publicación por verificar]» (p. 140), citada como respaldo en pp. 15, 18 y 42; y «DANE (2024). [Título del informe estadístico — por verificar]» (p. 138), citada en pp. 14, 17, 18, 21 y 22. La entrada de Jaramillo Sánchez (2024) queda truncada sin datos de publicación (p. 139).</w:t>
+        <w:t xml:space="preserve"> La sección 5 </w:t>
+      </w:r>
+      <w:r>
+        <w:rPr>
+          <w:rFonts w:ascii="Calibri" w:hAnsi="Calibri"/>
+          <w:b/>
+          <w:color w:val="2B2B2B"/>
+          <w:sz w:val="22"/>
+        </w:rPr>
+        <w:t>del documento</w:t>
+      </w:r>
+      <w:r>
+        <w:rPr>
+          <w:rFonts w:ascii="Calibri" w:hAnsi="Calibri"/>
+          <w:b w:val="0"/>
+          <w:color w:val="2B2B2B"/>
+          <w:sz w:val="22"/>
+        </w:rPr>
+        <w:t xml:space="preserve"> se titula «Alcances y Limitaciones» pero solo contiene alcance y delimitaciones (pp. 23-32). Faltan las limitaciones de los resultados (una sola dependencia, 4 informantes, prototipo en laboratorio, ausencia de medición post).</w:t>
       </w:r>
     </w:p>
     <w:p>
@@ -1974,7 +2181,7 @@
           <w:color w:val="2B2B2B"/>
           <w:sz w:val="22"/>
         </w:rPr>
-        <w:t>Citas del texto sin entrada en la bibliografía:</w:t>
+        <w:t>La delimitación institucional se contradice:</w:t>
       </w:r>
       <w:r>
         <w:rPr>
@@ -1983,7 +2190,7 @@
           <w:color w:val="2B2B2B"/>
           <w:sz w:val="22"/>
         </w:rPr>
-        <w:t xml:space="preserve"> «Contraloría General de la República, 2024» (pp. 14, 17, 18, 21), «AGN, 2024» y «MinTIC, 2024» no aparecen en la lista de referencias (pp. 137-140); además el texto cita «CCSDS, 2012» (p. 67) y la lista registra CCSDS 2024 (p. 138), y hay dos entradas duplicadas de PREMIS y dos de ISO 27001 (pp. 139-140).</w:t>
+        <w:t xml:space="preserve"> dentro de «No incluye» aparece «Archivo municipal correspondiente al término 2024» (p. 29), que es justamente el objeto del proyecto.</w:t>
       </w:r>
     </w:p>
     <w:p>
@@ -1997,7 +2204,7 @@
           <w:color w:val="2B2B2B"/>
           <w:sz w:val="22"/>
         </w:rPr>
-        <w:t>No hay apartado de limitaciones del estudio.</w:t>
+        <w:t>No se declara similitud (Turnitin) ni uso de herramientas de IA generativa;</w:t>
       </w:r>
       <w:r>
         <w:rPr>
@@ -2006,7 +2213,7 @@
           <w:color w:val="2B2B2B"/>
           <w:sz w:val="22"/>
         </w:rPr>
-        <w:t xml:space="preserve"> La sección 5 se titula «Alcances y Limitaciones» pero solo contiene alcance y delimitaciones (pp. 23-32). Faltan las limitaciones de los resultados (una sola dependencia, 4 informantes, prototipo en laboratorio, ausencia de medición post).</w:t>
+        <w:t xml:space="preserve"> tampoco hay presupuesto ni costeo del despliegue, pese a las 28 semanas de cronograma (p. 96) y a las recomendaciones de nube y deshumidificación (pp. 135-136).</w:t>
       </w:r>
     </w:p>
     <w:p>
@@ -2020,7 +2227,7 @@
           <w:color w:val="2B2B2B"/>
           <w:sz w:val="22"/>
         </w:rPr>
-        <w:t>La delimitación institucional se contradice:</w:t>
+        <w:t>Conclusiones más fuertes que la evidencia:</w:t>
       </w:r>
       <w:r>
         <w:rPr>
@@ -2029,7 +2236,25 @@
           <w:color w:val="2B2B2B"/>
           <w:sz w:val="22"/>
         </w:rPr>
-        <w:t xml:space="preserve"> dentro de «No incluye» aparece «Archivo municipal correspondiente al término 2024» (p. 29), que es justamente el objeto del proyecto.</w:t>
+        <w:t xml:space="preserve"> «la integración de registros de auditoría inmutables y el diseño de cifrado AES-256 resolvieron la obligación de trazabilidad y confidencialidad… </w:t>
+      </w:r>
+      <w:r>
+        <w:rPr>
+          <w:rFonts w:ascii="Calibri" w:hAnsi="Calibri"/>
+          <w:b/>
+          <w:color w:val="2B2B2B"/>
+          <w:sz w:val="22"/>
+        </w:rPr>
+        <w:t>blindando jurídicamente</w:t>
+      </w:r>
+      <w:r>
+        <w:rPr>
+          <w:rFonts w:ascii="Calibri" w:hAnsi="Calibri"/>
+          <w:b w:val="0"/>
+          <w:color w:val="2B2B2B"/>
+          <w:sz w:val="22"/>
+        </w:rPr>
+        <w:t xml:space="preserve"> a la Secretaría» (p. 134), cuando el cifrado no está integrado (p. 105) y la auditoría es parcial (p. 104). Las diapositivas 7 y 10 repiten la afirmación y la endurecen: §5, puntos 1 y 2.</w:t>
       </w:r>
     </w:p>
     <w:p>
@@ -2043,7 +2268,7 @@
           <w:color w:val="2B2B2B"/>
           <w:sz w:val="22"/>
         </w:rPr>
-        <w:t>No se declara similitud (Turnitin) ni uso de herramientas de IA generativa;</w:t>
+        <w:t>Redacción del planteamiento con citas incrustadas como frases sueltas</w:t>
       </w:r>
       <w:r>
         <w:rPr>
@@ -2052,7 +2277,105 @@
           <w:color w:val="2B2B2B"/>
           <w:sz w:val="22"/>
         </w:rPr>
-        <w:t xml:space="preserve"> tampoco hay presupuesto ni costeo del despliegue, pese a las 28 semanas de cronograma (p. 96) y a las recomendaciones de nube y deshumidificación (pp. 135-136).</w:t>
+        <w:t xml:space="preserve"> (pp. 15, 17, 18, 21-22): párrafos que terminan en un listado de autores y años sin verbo, y referencias completas insertadas dentro del cuerpo del texto (p. 15, p. 19).</w:t>
+      </w:r>
+    </w:p>
+    <w:p>
+      <w:pPr>
+        <w:spacing w:before="200" w:after="60"/>
+      </w:pPr>
+      <w:r>
+        <w:rPr>
+          <w:rFonts w:ascii="Calibri" w:hAnsi="Calibri"/>
+          <w:b/>
+          <w:color w:val="007433"/>
+          <w:sz w:val="32"/>
+        </w:rPr>
+        <w:t>5. OBSERVACIONES DE LAS DIAPOSITIVAS — qué proyectan y en qué se separan del documento</w:t>
+      </w:r>
+    </w:p>
+    <w:p>
+      <w:r>
+        <w:rPr>
+          <w:rFonts w:ascii="Calibri" w:hAnsi="Calibri"/>
+          <w:b/>
+          <w:color w:val="2B2B2B"/>
+          <w:sz w:val="22"/>
+        </w:rPr>
+        <w:t>Mazo:</w:t>
+      </w:r>
+      <w:r>
+        <w:rPr>
+          <w:rFonts w:ascii="Calibri" w:hAnsi="Calibri"/>
+          <w:b w:val="0"/>
+          <w:color w:val="2B2B2B"/>
+          <w:sz w:val="22"/>
+        </w:rPr>
+        <w:t xml:space="preserve"> </w:t>
+      </w:r>
+      <w:r>
+        <w:rPr>
+          <w:rFonts w:ascii="Consolas" w:hAnsi="Consolas"/>
+          <w:color w:val="111111"/>
+          <w:sz w:val="21"/>
+        </w:rPr>
+        <w:t>presentación - Proyecto 2.pptx</w:t>
+      </w:r>
+      <w:r>
+        <w:rPr>
+          <w:rFonts w:ascii="Calibri" w:hAnsi="Calibri"/>
+          <w:b w:val="0"/>
+          <w:color w:val="2B2B2B"/>
+          <w:sz w:val="22"/>
+        </w:rPr>
+        <w:t xml:space="preserve"> — </w:t>
+      </w:r>
+      <w:r>
+        <w:rPr>
+          <w:rFonts w:ascii="Calibri" w:hAnsi="Calibri"/>
+          <w:b/>
+          <w:color w:val="2B2B2B"/>
+          <w:sz w:val="22"/>
+        </w:rPr>
+        <w:t>10 diapositivas</w:t>
+      </w:r>
+      <w:r>
+        <w:rPr>
+          <w:rFonts w:ascii="Calibri" w:hAnsi="Calibri"/>
+          <w:b w:val="0"/>
+          <w:color w:val="2B2B2B"/>
+          <w:sz w:val="22"/>
+        </w:rPr>
+        <w:t xml:space="preserve"> (1 portada · 2 problema y pregunta · 3 objetivos · 4 metodología y muestra · 5 fases · 6 diagnóstico por dimensiones · 7 propuesta de solución · 8 impacto proyectado · 9 el video del prototipo · 10 conclusiones)</w:t>
+      </w:r>
+    </w:p>
+    <w:p>
+      <w:r>
+        <w:rPr>
+          <w:rFonts w:ascii="Calibri" w:hAnsi="Calibri"/>
+          <w:b w:val="0"/>
+          <w:color w:val="2B2B2B"/>
+          <w:sz w:val="22"/>
+        </w:rPr>
+        <w:t xml:space="preserve">Diez diapositivas contra 169 páginas, y el saldo es el inverso al de los demás grupos de la jornada: </w:t>
+      </w:r>
+      <w:r>
+        <w:rPr>
+          <w:rFonts w:ascii="Calibri" w:hAnsi="Calibri"/>
+          <w:b/>
+          <w:color w:val="2B2B2B"/>
+          <w:sz w:val="22"/>
+        </w:rPr>
+        <w:t>el mazo no proyecta lo mejor que tiene el trabajo y sí proyecta lo único que el documento se cuidó de no afirmar.</w:t>
+      </w:r>
+      <w:r>
+        <w:rPr>
+          <w:rFonts w:ascii="Calibri" w:hAnsi="Calibri"/>
+          <w:b w:val="0"/>
+          <w:color w:val="2B2B2B"/>
+          <w:sz w:val="22"/>
+        </w:rPr>
+        <w:t xml:space="preserve"> La Tabla 14 —la que separa implementado, representado, diseñado y proyectado— no aparece en ninguna diapositiva; el cifrado operando, que esa misma tabla niega, aparece en dos. El documento se corrige a sí mismo y el mazo lo deshace.</w:t>
       </w:r>
     </w:p>
     <w:p>
@@ -2066,7 +2389,7 @@
           <w:color w:val="2B2B2B"/>
           <w:sz w:val="22"/>
         </w:rPr>
-        <w:t>Conclusiones más fuertes que la evidencia:</w:t>
+        <w:t>«Cifrado de grado militar (AES-256)» (diapositiva 7) es una frase que no existe en las 169 páginas.</w:t>
       </w:r>
       <w:r>
         <w:rPr>
@@ -2075,25 +2398,7 @@
           <w:color w:val="2B2B2B"/>
           <w:sz w:val="22"/>
         </w:rPr>
-        <w:t xml:space="preserve"> «la integración de registros de auditoría inmutables y el diseño de cifrado AES-256 resolvieron la obligación de trazabilidad y confidencialidad… </w:t>
-      </w:r>
-      <w:r>
-        <w:rPr>
-          <w:rFonts w:ascii="Calibri" w:hAnsi="Calibri"/>
-          <w:b/>
-          <w:color w:val="2B2B2B"/>
-          <w:sz w:val="22"/>
-        </w:rPr>
-        <w:t>blindando jurídicamente</w:t>
-      </w:r>
-      <w:r>
-        <w:rPr>
-          <w:rFonts w:ascii="Calibri" w:hAnsi="Calibri"/>
-          <w:b w:val="0"/>
-          <w:color w:val="2B2B2B"/>
-          <w:sz w:val="22"/>
-        </w:rPr>
-        <w:t xml:space="preserve"> a la Secretaría» (p. 134), cuando el cifrado no está integrado (p. 105) y la auditoría es parcial (p. 104).</w:t>
+        <w:t xml:space="preserve"> Busqué «grado militar» en el documento completo: cero apariciones. Y la diapositiva 10 la sube de nivel al pasarla a pasado verificado: «se verificó… integridad con cifrado AES-256». La Tabla 14 (p. 105) lo deja en «representado en prototipo — integración real proyectada». Es la contradicción más citable entre los dos entregables y es la pregunta prioritaria 1.</w:t>
       </w:r>
     </w:p>
     <w:p>
@@ -2107,7 +2412,7 @@
           <w:color w:val="2B2B2B"/>
           <w:sz w:val="22"/>
         </w:rPr>
-        <w:t>Redacción del planteamiento con citas incrustadas como frases sueltas</w:t>
+        <w:t>La diapositiva 10 mete tres afirmaciones en una sola frase y solo la primera se sostiene entera.</w:t>
       </w:r>
       <w:r>
         <w:rPr>
@@ -2116,7 +2421,409 @@
           <w:color w:val="2B2B2B"/>
           <w:sz w:val="22"/>
         </w:rPr>
-        <w:t xml:space="preserve"> (pp. 15, 17, 18, 21-22): párrafos que terminan en un listado de autores y años sin verbo, y referencias completas insertadas dentro del cuerpo del texto (p. 15, p. 19).</w:t>
+        <w:t xml:space="preserve"> «Se verificó el Control de Acceso (RBAC) con 6 perfiles definidos, trazabilidad de auditoría e integridad con cifrado AES-256»: los 6 perfiles sí están (p. 94, aunque las pp. 26 y 30 digan tres → reserva 4); la auditoría está «Implementado (parcial)… falta IP y resultado» (p. 104); el cifrado está solo representado (p. 105). Conviene desarmarla afirmación por afirmación y no en bloque: reconocer que la primera es verdadera da autoridad para las otras dos.</w:t>
+      </w:r>
+    </w:p>
+    <w:p>
+      <w:pPr>
+        <w:pStyle w:val="ListNumber"/>
+      </w:pPr>
+      <w:r>
+        <w:rPr>
+          <w:rFonts w:ascii="Calibri" w:hAnsi="Calibri"/>
+          <w:b/>
+          <w:color w:val="2B2B2B"/>
+          <w:sz w:val="22"/>
+        </w:rPr>
+        <w:t>«Muestra de tipo censal» (diapositiva 4)</w:t>
+      </w:r>
+      <w:r>
+        <w:rPr>
+          <w:rFonts w:ascii="Calibri" w:hAnsi="Calibri"/>
+          <w:b w:val="0"/>
+          <w:color w:val="2B2B2B"/>
+          <w:sz w:val="22"/>
+        </w:rPr>
+        <w:t>, exactamente lo contrario de lo que el documento afirma tres veces (pp. 78, 86 y 130). La línea, además, se contradice sola: «Acervo documental total de la vigencia 2024. Muestra de tipo censal y muestra poblacional de 4 funcionarios clave» —censo y muestra en el mismo renglón—. Es el punto de entrada de la pregunta 3.</w:t>
+      </w:r>
+    </w:p>
+    <w:p>
+      <w:pPr>
+        <w:pStyle w:val="ListNumber"/>
+      </w:pPr>
+      <w:r>
+        <w:rPr>
+          <w:rFonts w:ascii="Calibri" w:hAnsi="Calibri"/>
+          <w:b/>
+          <w:color w:val="2B2B2B"/>
+          <w:sz w:val="22"/>
+        </w:rPr>
+        <w:t>El mazo pierde el mejor dato del diagnóstico.</w:t>
+      </w:r>
+      <w:r>
+        <w:rPr>
+          <w:rFonts w:ascii="Calibri" w:hAnsi="Calibri"/>
+          <w:b w:val="0"/>
+          <w:color w:val="2B2B2B"/>
+          <w:sz w:val="22"/>
+        </w:rPr>
+        <w:t xml:space="preserve"> La diapositiva 2 resume el problema en «Los tiempos de búsqueda son muy largos» y </w:t>
+      </w:r>
+      <w:r>
+        <w:rPr>
+          <w:rFonts w:ascii="Calibri" w:hAnsi="Calibri"/>
+          <w:b/>
+          <w:color w:val="2B2B2B"/>
+          <w:sz w:val="22"/>
+        </w:rPr>
+        <w:t>no proyecta la línea base de 45 a 90 minutos</w:t>
+      </w:r>
+      <w:r>
+        <w:rPr>
+          <w:rFonts w:ascii="Calibri" w:hAnsi="Calibri"/>
+          <w:b w:val="0"/>
+          <w:color w:val="2B2B2B"/>
+          <w:sz w:val="22"/>
+        </w:rPr>
+        <w:t xml:space="preserve"> que el documento repite tres veces (Tabla 3, p. 79; pp. 85 y 92). Sin esa cifra en pantalla, el «más del 50 %» de la diapositiva 8 se queda sin referencia visible: quien solo vea el mazo no sabe 50 % de qué.</w:t>
+      </w:r>
+    </w:p>
+    <w:p>
+      <w:pPr>
+        <w:pStyle w:val="ListNumber"/>
+      </w:pPr>
+      <w:r>
+        <w:rPr>
+          <w:rFonts w:ascii="Calibri" w:hAnsi="Calibri"/>
+          <w:b/>
+          <w:color w:val="2B2B2B"/>
+          <w:sz w:val="22"/>
+        </w:rPr>
+        <w:t>La diapositiva 6 es fiel a la p. 82, y lo verifiqué valor por valor.</w:t>
+      </w:r>
+      <w:r>
+        <w:rPr>
+          <w:rFonts w:ascii="Calibri" w:hAnsi="Calibri"/>
+          <w:b w:val="0"/>
+          <w:color w:val="2B2B2B"/>
+          <w:sz w:val="22"/>
+        </w:rPr>
+        <w:t xml:space="preserve"> Organización 1.8, Conservación Física 3.25 «Aceptable», Trazabilidad 1.33, Tecnología 1.67, Seguridad de la Información 1.33 y Cumplimiento Normativo 1.67; el 85 % de brechas y el reparto 9 / 8 / 1 / 2 coinciden con la p. 81. </w:t>
+      </w:r>
+      <w:r>
+        <w:rPr>
+          <w:rFonts w:ascii="Calibri" w:hAnsi="Calibri"/>
+          <w:b/>
+          <w:color w:val="2B2B2B"/>
+          <w:sz w:val="22"/>
+        </w:rPr>
+        <w:t>Aquí no hay hallazgo que perseguir</w:t>
+      </w:r>
+      <w:r>
+        <w:rPr>
+          <w:rFonts w:ascii="Calibri" w:hAnsi="Calibri"/>
+          <w:b w:val="0"/>
+          <w:color w:val="2B2B2B"/>
+          <w:sz w:val="22"/>
+        </w:rPr>
+        <w:t>, y conviene saberlo para no gastar turno: la tabla del mazo está bien. Dos lunares de forma, que van al bloque de ortografía y no a la sala: proyecta 1.8 donde la p. 82 calcula 1,75, y rotula el mismo 1.67 como «Crítico» en tecnología y como «Deficiente» en cumplimiento normativo.</w:t>
+      </w:r>
+    </w:p>
+    <w:p>
+      <w:pPr>
+        <w:pStyle w:val="ListNumber"/>
+      </w:pPr>
+      <w:r>
+        <w:rPr>
+          <w:rFonts w:ascii="Calibri" w:hAnsi="Calibri"/>
+          <w:b/>
+          <w:color w:val="2B2B2B"/>
+          <w:sz w:val="22"/>
+        </w:rPr>
+        <w:t>La diapositiva 2 se contradice con la 6 en el titular.</w:t>
+      </w:r>
+      <w:r>
+        <w:rPr>
+          <w:rFonts w:ascii="Calibri" w:hAnsi="Calibri"/>
+          <w:b w:val="0"/>
+          <w:color w:val="2B2B2B"/>
+          <w:sz w:val="22"/>
+        </w:rPr>
+        <w:t xml:space="preserve"> Encabeza el problema con «Deterioro Físico Crítico», mientras su propia diapositiva 6 pone conservación física en 3.25 «Aceptable» —la única dimensión sobre el umbral—. El titular sí tiene respaldo, pero de un solo ítem: «Condiciones ambientales: 1 — Crítico» (Tabla 3, p. 80). Es el mismo nudo de la reserva 9 —la deshumidificación justificada con un 1/5 que la p. 82 no sostiene—, ahora también en pantalla.</w:t>
+      </w:r>
+    </w:p>
+    <w:p>
+      <w:pPr>
+        <w:pStyle w:val="ListNumber"/>
+      </w:pPr>
+      <w:r>
+        <w:rPr>
+          <w:rFonts w:ascii="Calibri" w:hAnsi="Calibri"/>
+          <w:b/>
+          <w:color w:val="2B2B2B"/>
+          <w:sz w:val="22"/>
+        </w:rPr>
+        <w:t>La diapositiva 8 es honesta en el adjetivo y se pasa en el sustantivo.</w:t>
+      </w:r>
+      <w:r>
+        <w:rPr>
+          <w:rFonts w:ascii="Calibri" w:hAnsi="Calibri"/>
+          <w:b w:val="0"/>
+          <w:color w:val="2B2B2B"/>
+          <w:sz w:val="22"/>
+        </w:rPr>
+        <w:t xml:space="preserve"> «Reducción </w:t>
+      </w:r>
+      <w:r>
+        <w:rPr>
+          <w:rFonts w:ascii="Calibri" w:hAnsi="Calibri"/>
+          <w:b/>
+          <w:color w:val="2B2B2B"/>
+          <w:sz w:val="22"/>
+        </w:rPr>
+        <w:t>proyectada</w:t>
+      </w:r>
+      <w:r>
+        <w:rPr>
+          <w:rFonts w:ascii="Calibri" w:hAnsi="Calibri"/>
+          <w:b w:val="0"/>
+          <w:color w:val="2B2B2B"/>
+          <w:sz w:val="22"/>
+        </w:rPr>
+        <w:t xml:space="preserve"> de más del 50 %» dice «proyectada», que es exactamente lo que corresponde (pp. 92, 113-114); pero introduce una </w:t>
+      </w:r>
+      <w:r>
+        <w:rPr>
+          <w:rFonts w:ascii="Calibri" w:hAnsi="Calibri"/>
+          <w:b/>
+          <w:color w:val="2B2B2B"/>
+          <w:sz w:val="22"/>
+        </w:rPr>
+        <w:t>tercera</w:t>
+      </w:r>
+      <w:r>
+        <w:rPr>
+          <w:rFonts w:ascii="Calibri" w:hAnsi="Calibri"/>
+          <w:b w:val="0"/>
+          <w:color w:val="2B2B2B"/>
+          <w:sz w:val="22"/>
+        </w:rPr>
+        <w:t xml:space="preserve"> meta para el mismo indicador, junto al «≥ 40 %» de la p. 24 y el «menos de cinco minutos» de la p. 92 (reserva 6). En la misma diapositiva, «Trazabilidad total» no tiene con qué sostenerse: la auditoría está parcial (p. 104).</w:t>
+      </w:r>
+    </w:p>
+    <w:p>
+      <w:pPr>
+        <w:pStyle w:val="ListNumber"/>
+      </w:pPr>
+      <w:r>
+        <w:rPr>
+          <w:rFonts w:ascii="Calibri" w:hAnsi="Calibri"/>
+          <w:b/>
+          <w:color w:val="2B2B2B"/>
+          <w:sz w:val="22"/>
+        </w:rPr>
+        <w:t>La diapositiva 5 es más prudente que la 3, justo donde el trabajo falla.</w:t>
+      </w:r>
+      <w:r>
+        <w:rPr>
+          <w:rFonts w:ascii="Calibri" w:hAnsi="Calibri"/>
+          <w:b w:val="0"/>
+          <w:color w:val="2B2B2B"/>
+          <w:sz w:val="22"/>
+        </w:rPr>
+        <w:t xml:space="preserve"> La 3 copia los objetivos textuales de la p. 20, con el OE4 «en un entorno institucional controlado»; la 5 describe la Fase 4 como «Pruebas en entorno controlado», sin «institucional». La versión de la 5 es la que corresponde a lo que se hizo. Si en sala usan la fórmula de la 5, es una concesión y hay que registrarla como tal.</w:t>
+      </w:r>
+    </w:p>
+    <w:p>
+      <w:pPr>
+        <w:pStyle w:val="ListNumber"/>
+      </w:pPr>
+      <w:r>
+        <w:rPr>
+          <w:rFonts w:ascii="Calibri" w:hAnsi="Calibri"/>
+          <w:b/>
+          <w:color w:val="2B2B2B"/>
+          <w:sz w:val="22"/>
+        </w:rPr>
+        <w:t>La diapositiva 9 es solo un rótulo y un video.</w:t>
+      </w:r>
+      <w:r>
+        <w:rPr>
+          <w:rFonts w:ascii="Calibri" w:hAnsi="Calibri"/>
+          <w:b w:val="0"/>
+          <w:color w:val="2B2B2B"/>
+          <w:sz w:val="22"/>
+        </w:rPr>
+        <w:t xml:space="preserve"> Todo su contenido es «Plataforma SGDEA Piloto» y «VER VIDEO». El video </w:t>
+      </w:r>
+      <w:r>
+        <w:rPr>
+          <w:rFonts w:ascii="Calibri" w:hAnsi="Calibri"/>
+          <w:b/>
+          <w:color w:val="2B2B2B"/>
+          <w:sz w:val="22"/>
+        </w:rPr>
+        <w:t>está incrustado en el archivo</w:t>
+      </w:r>
+      <w:r>
+        <w:rPr>
+          <w:rFonts w:ascii="Calibri" w:hAnsi="Calibri"/>
+          <w:b w:val="0"/>
+          <w:color w:val="2B2B2B"/>
+          <w:sz w:val="22"/>
+        </w:rPr>
+        <w:t xml:space="preserve"> (</w:t>
+      </w:r>
+      <w:r>
+        <w:rPr>
+          <w:rFonts w:ascii="Consolas" w:hAnsi="Consolas"/>
+          <w:color w:val="111111"/>
+          <w:sz w:val="21"/>
+        </w:rPr>
+        <w:t>ppt/media/media1.mp4</w:t>
+      </w:r>
+      <w:r>
+        <w:rPr>
+          <w:rFonts w:ascii="Calibri" w:hAnsi="Calibri"/>
+          <w:b w:val="0"/>
+          <w:color w:val="2B2B2B"/>
+          <w:sz w:val="22"/>
+        </w:rPr>
+        <w:t xml:space="preserve">, 47,6 MB: de ahí salen los ~52 MB del </w:t>
+      </w:r>
+      <w:r>
+        <w:rPr>
+          <w:rFonts w:ascii="Consolas" w:hAnsi="Consolas"/>
+          <w:color w:val="111111"/>
+          <w:sz w:val="21"/>
+        </w:rPr>
+        <w:t>.pptx</w:t>
+      </w:r>
+      <w:r>
+        <w:rPr>
+          <w:rFonts w:ascii="Calibri" w:hAnsi="Calibri"/>
+          <w:b w:val="0"/>
+          <w:color w:val="2B2B2B"/>
+          <w:sz w:val="22"/>
+        </w:rPr>
+        <w:t xml:space="preserve">), así que </w:t>
+      </w:r>
+      <w:r>
+        <w:rPr>
+          <w:rFonts w:ascii="Calibri" w:hAnsi="Calibri"/>
+          <w:b/>
+          <w:color w:val="2B2B2B"/>
+          <w:sz w:val="22"/>
+        </w:rPr>
+        <w:t>no depende de internet</w:t>
+      </w:r>
+      <w:r>
+        <w:rPr>
+          <w:rFonts w:ascii="Calibri" w:hAnsi="Calibri"/>
+          <w:b w:val="0"/>
+          <w:color w:val="2B2B2B"/>
+          <w:sz w:val="22"/>
+        </w:rPr>
+        <w:t xml:space="preserve"> y no hay que temer que no cargue. El riesgo es de tiempo: es la única vista del producto en las diez diapositivas, y son cuatro integrantes en 20 minutos. Las dos condicionales del inicio de la §7 cubren que corra y que no corra.</w:t>
+      </w:r>
+    </w:p>
+    <w:p>
+      <w:pPr>
+        <w:pStyle w:val="ListNumber"/>
+      </w:pPr>
+      <w:r>
+        <w:rPr>
+          <w:rFonts w:ascii="Calibri" w:hAnsi="Calibri"/>
+          <w:b/>
+          <w:color w:val="2B2B2B"/>
+          <w:sz w:val="22"/>
+        </w:rPr>
+        <w:t>Un dato del mazo que el documento entierra:</w:t>
+      </w:r>
+      <w:r>
+        <w:rPr>
+          <w:rFonts w:ascii="Calibri" w:hAnsi="Calibri"/>
+          <w:b w:val="0"/>
+          <w:color w:val="2B2B2B"/>
+          <w:sz w:val="22"/>
+        </w:rPr>
+        <w:t xml:space="preserve"> la diapositiva 10 afirma la inoperancia de TRD y CCD «desde 2019», y eso </w:t>
+      </w:r>
+      <w:r>
+        <w:rPr>
+          <w:rFonts w:ascii="Calibri" w:hAnsi="Calibri"/>
+          <w:b/>
+          <w:color w:val="2B2B2B"/>
+          <w:sz w:val="22"/>
+        </w:rPr>
+        <w:t>sí</w:t>
+      </w:r>
+      <w:r>
+        <w:rPr>
+          <w:rFonts w:ascii="Calibri" w:hAnsi="Calibri"/>
+          <w:b w:val="0"/>
+          <w:color w:val="2B2B2B"/>
+          <w:sz w:val="22"/>
+        </w:rPr>
+        <w:t xml:space="preserve"> está respaldado (Tabla 3: TRD «No actualizado desde 2019»; el cuerpo habla de instrumentos «inoperantes desde 2019»). Es una precisión que el documento no destaca y el mazo sí. Vale reconocérsela en voz alta.</w:t>
+      </w:r>
+    </w:p>
+    <w:p>
+      <w:pPr>
+        <w:pStyle w:val="ListNumber"/>
+      </w:pPr>
+      <w:r>
+        <w:rPr>
+          <w:rFonts w:ascii="Calibri" w:hAnsi="Calibri"/>
+          <w:b/>
+          <w:color w:val="2B2B2B"/>
+          <w:sz w:val="22"/>
+        </w:rPr>
+        <w:t>Lo que no aparece en ninguna de las diez diapositivas:</w:t>
+      </w:r>
+      <w:r>
+        <w:rPr>
+          <w:rFonts w:ascii="Calibri" w:hAnsi="Calibri"/>
+          <w:b w:val="0"/>
+          <w:color w:val="2B2B2B"/>
+          <w:sz w:val="22"/>
+        </w:rPr>
+        <w:t xml:space="preserve"> que el prototipo corre en el portátil personal de un integrante, en </w:t>
+      </w:r>
+      <w:r>
+        <w:rPr>
+          <w:rFonts w:ascii="Consolas" w:hAnsi="Consolas"/>
+          <w:color w:val="111111"/>
+          <w:sz w:val="21"/>
+        </w:rPr>
+        <w:t>localhost:5000</w:t>
+      </w:r>
+      <w:r>
+        <w:rPr>
+          <w:rFonts w:ascii="Calibri" w:hAnsi="Calibri"/>
+          <w:b w:val="0"/>
+          <w:color w:val="2B2B2B"/>
+          <w:sz w:val="22"/>
+        </w:rPr>
+        <w:t xml:space="preserve"> (pp. 89-91); la Tabla 14 y sus cuatro estados; las limitaciones del estudio; el presupuesto; el cronograma de 28 semanas (p. 96); y la declaración de similitud o de uso de IA. Las omisiones no son simétricas: </w:t>
+      </w:r>
+      <w:r>
+        <w:rPr>
+          <w:rFonts w:ascii="Calibri" w:hAnsi="Calibri"/>
+          <w:b/>
+          <w:color w:val="2B2B2B"/>
+          <w:sz w:val="22"/>
+        </w:rPr>
+        <w:t>ocultan el techo real del producto y a la vez la honestidad que lo salvaba.</w:t>
+      </w:r>
+      <w:r>
+        <w:rPr>
+          <w:rFonts w:ascii="Calibri" w:hAnsi="Calibri"/>
+          <w:b w:val="0"/>
+          <w:color w:val="2B2B2B"/>
+          <w:sz w:val="22"/>
+        </w:rPr>
+        <w:t xml:space="preserve"> Lo que sí resuelve el mazo es la contradicción interna de la matriz: la diapositiva 4 dice «Matriz Diagnóstica: evaluar deterioro en 6 dimensiones», la versión de la p. 79 y no las tres de la p. 72.</w:t>
       </w:r>
     </w:p>
     <w:p>
@@ -2130,7 +2837,123 @@
           <w:color w:val="007433"/>
           <w:sz w:val="32"/>
         </w:rPr>
-        <w:t>5. PREGUNTAS ANTES de escuchar la sustentación</w:t>
+        <w:t>Qué mirar en pantalla mientras exponen</w:t>
+      </w:r>
+    </w:p>
+    <w:p>
+      <w:pPr>
+        <w:pStyle w:val="ListBullet"/>
+      </w:pPr>
+      <w:r>
+        <w:rPr>
+          <w:rFonts w:ascii="Calibri" w:hAnsi="Calibri"/>
+          <w:b w:val="0"/>
+          <w:color w:val="2B2B2B"/>
+          <w:sz w:val="22"/>
+        </w:rPr>
+        <w:t>Si alguien lee en voz alta «cifrado de grado militar» o «se verificó la integridad con AES-256», anotar la diapositiva y el minuto: es la premisa literal de la pregunta 1 y ya no admite matiz.</w:t>
+      </w:r>
+    </w:p>
+    <w:p>
+      <w:pPr>
+        <w:pStyle w:val="ListBullet"/>
+      </w:pPr>
+      <w:r>
+        <w:rPr>
+          <w:rFonts w:ascii="Calibri" w:hAnsi="Calibri"/>
+          <w:b w:val="0"/>
+          <w:color w:val="2B2B2B"/>
+          <w:sz w:val="22"/>
+        </w:rPr>
+        <w:t>Si la diapositiva 4 pasa rápido, retener la frase «muestra de tipo censal» tal cual: es la premisa de la pregunta 3 y en la respuesta pueden intentar reformularla.</w:t>
+      </w:r>
+    </w:p>
+    <w:p>
+      <w:pPr>
+        <w:pStyle w:val="ListBullet"/>
+      </w:pPr>
+      <w:r>
+        <w:rPr>
+          <w:rFonts w:ascii="Calibri" w:hAnsi="Calibri"/>
+          <w:b w:val="0"/>
+          <w:color w:val="2B2B2B"/>
+          <w:sz w:val="22"/>
+        </w:rPr>
+        <w:t>Si en algún momento proyectan un número de expedientes, folios o metros lineales —en el video, en una tabla, en un pie de diapositiva—, la pregunta 3 queda contestada y el turno se pasa a la reserva 7.</w:t>
+      </w:r>
+    </w:p>
+    <w:p>
+      <w:pPr>
+        <w:pStyle w:val="ListBullet"/>
+      </w:pPr>
+      <w:r>
+        <w:rPr>
+          <w:rFonts w:ascii="Calibri" w:hAnsi="Calibri"/>
+          <w:b w:val="0"/>
+          <w:color w:val="2B2B2B"/>
+          <w:sz w:val="22"/>
+        </w:rPr>
+        <w:t xml:space="preserve">En el video de la diapositiva 9: si aparece un módulo de respaldos o de copias, mirar si se </w:t>
+      </w:r>
+      <w:r>
+        <w:rPr>
+          <w:rFonts w:ascii="Calibri" w:hAnsi="Calibri"/>
+          <w:b/>
+          <w:color w:val="2B2B2B"/>
+          <w:sz w:val="22"/>
+        </w:rPr>
+        <w:t>ejecuta</w:t>
+      </w:r>
+      <w:r>
+        <w:rPr>
+          <w:rFonts w:ascii="Calibri" w:hAnsi="Calibri"/>
+          <w:b w:val="0"/>
+          <w:color w:val="2B2B2B"/>
+          <w:sz w:val="22"/>
+        </w:rPr>
+        <w:t xml:space="preserve"> algo o solo se ve la pantalla. Ese medio segundo decide la respuesta a la pregunta 1.</w:t>
+      </w:r>
+    </w:p>
+    <w:p>
+      <w:pPr>
+        <w:pStyle w:val="ListBullet"/>
+      </w:pPr>
+      <w:r>
+        <w:rPr>
+          <w:rFonts w:ascii="Calibri" w:hAnsi="Calibri"/>
+          <w:b w:val="0"/>
+          <w:color w:val="2B2B2B"/>
+          <w:sz w:val="22"/>
+        </w:rPr>
+        <w:t>Si el video muestra la pantalla de auditoría, mirar si las columnas incluyen IP y resultado (la p. 104 dice que faltan).</w:t>
+      </w:r>
+    </w:p>
+    <w:p>
+      <w:pPr>
+        <w:pStyle w:val="ListBullet"/>
+      </w:pPr>
+      <w:r>
+        <w:rPr>
+          <w:rFonts w:ascii="Calibri" w:hAnsi="Calibri"/>
+          <w:b w:val="0"/>
+          <w:color w:val="2B2B2B"/>
+          <w:sz w:val="22"/>
+        </w:rPr>
+        <w:t>Vigilar si dicen «entorno controlado» o «entorno institucional controlado»: la diferencia entre las diapositivas 5 y 3 es la diferencia entre el OE4 cumplido y el OE4 aplazado.</w:t>
+      </w:r>
+    </w:p>
+    <w:p>
+      <w:pPr>
+        <w:pStyle w:val="ListBullet"/>
+      </w:pPr>
+      <w:r>
+        <w:rPr>
+          <w:rFonts w:ascii="Calibri" w:hAnsi="Calibri"/>
+          <w:b w:val="0"/>
+          <w:color w:val="2B2B2B"/>
+          <w:sz w:val="22"/>
+        </w:rPr>
+        <w:t>Contar cuántos integrantes hablan y en qué diapositivas. Diez diapositivas y un video se reparten mal entre cuatro personas; ese reparto es lo que sostiene la condicional de la §7 sobre quién no habló.</w:t>
       </w:r>
     </w:p>
     <w:p>
@@ -2144,18 +2967,32 @@
           <w:color w:val="007433"/>
           <w:sz w:val="32"/>
         </w:rPr>
-        <w:t>🎯 Las 3 que sí voy a preguntar</w:t>
+        <w:t>6. PREGUNTAS ANTES de escuchar la sustentación</w:t>
       </w:r>
     </w:p>
     <w:p>
+      <w:pPr>
+        <w:spacing w:before="200" w:after="60"/>
+      </w:pPr>
       <w:r>
         <w:rPr>
           <w:rFonts w:ascii="Calibri" w:hAnsi="Calibri"/>
           <w:b/>
-          <w:color w:val="2B2B2B"/>
-          <w:sz w:val="22"/>
-        </w:rPr>
-        <w:t>1. Estado real del producto (el cierre de la brecha documento-presentación).</w:t>
+          <w:color w:val="007433"/>
+          <w:sz w:val="32"/>
+        </w:rPr>
+        <w:t>🎯 Las 3 que sí voy a preguntar</w:t>
+      </w:r>
+    </w:p>
+    <w:p>
+      <w:r>
+        <w:rPr>
+          <w:rFonts w:ascii="Calibri" w:hAnsi="Calibri"/>
+          <w:b/>
+          <w:color w:val="2B2B2B"/>
+          <w:sz w:val="22"/>
+        </w:rPr>
+        <w:t>1. ¿Existe hoy un respaldo cifrado, sí o no? (documento contra diapositivas 7 y 10).</w:t>
       </w:r>
     </w:p>
     <w:p>
@@ -2171,7 +3008,7 @@
           <w:color w:val="2B2B2B"/>
           <w:sz w:val="21"/>
         </w:rPr>
-        <w:t>«Su Tabla 14 distingue con mucho cuidado lo implementado y probado de lo que está solo representado en la interfaz, y ubica el cifrado AES-256 y el hash SHA-256 en el segundo grupo. La diapositiva 10 concluye, en cambio, que se verificó la integridad con cifrado AES-256. ¿Me pueden precisar qué quedó implementado y probado en el prototipo y qué está representado a nivel de interfaz?»</w:t>
+        <w:t>«La diapositiva 10 concluye que se verificó la integridad con cifrado AES-256, y su página 134 sostiene que el diseño de ese cifrado resolvió la obligación de confidencialidad de la Ley 1581, blindando jurídicamente a la Secretaría. Su Tabla 14, en la página 105, lo deja como representado en prototipo, con integración real proyectada. Una sola cosa: ¿existe hoy un respaldo del prototipo efectivamente cifrado, sí o no? Si es diseño y no operación, dígalo con esas palabras.»</w:t>
       </w:r>
     </w:p>
     <w:p>
@@ -2185,7 +3022,7 @@
           <w:color w:val="2B2B2B"/>
           <w:sz w:val="22"/>
         </w:rPr>
-        <w:t>Por qué:</w:t>
+        <w:t>Sale de:</w:t>
       </w:r>
       <w:r>
         <w:rPr>
@@ -2194,7 +3031,43 @@
           <w:color w:val="2B2B2B"/>
           <w:sz w:val="22"/>
         </w:rPr>
-        <w:t xml:space="preserve"> Tabla 14, pp. 104-105 («Representado en prototipo… integración real proyectada», «verificación real pendiente») frente a la diapositiva 10 y a la diapositiva 7 («Implementación de… cifrado de grado militar»).</w:t>
+        <w:t xml:space="preserve"> de las </w:t>
+      </w:r>
+      <w:r>
+        <w:rPr>
+          <w:rFonts w:ascii="Calibri" w:hAnsi="Calibri"/>
+          <w:b/>
+          <w:color w:val="2B2B2B"/>
+          <w:sz w:val="22"/>
+        </w:rPr>
+        <w:t>diapositivas</w:t>
+      </w:r>
+      <w:r>
+        <w:rPr>
+          <w:rFonts w:ascii="Calibri" w:hAnsi="Calibri"/>
+          <w:b w:val="0"/>
+          <w:color w:val="2B2B2B"/>
+          <w:sz w:val="22"/>
+        </w:rPr>
+        <w:t xml:space="preserve">, y por eso va primero: la 7 escribe «cifrado de grado militar (AES-256)» —frase que no aparece en ninguna de las 169 páginas— y la 10 la pasa a pasado verificado. Del </w:t>
+      </w:r>
+      <w:r>
+        <w:rPr>
+          <w:rFonts w:ascii="Calibri" w:hAnsi="Calibri"/>
+          <w:b/>
+          <w:color w:val="2B2B2B"/>
+          <w:sz w:val="22"/>
+        </w:rPr>
+        <w:t>documento</w:t>
+      </w:r>
+      <w:r>
+        <w:rPr>
+          <w:rFonts w:ascii="Calibri" w:hAnsi="Calibri"/>
+          <w:b w:val="0"/>
+          <w:color w:val="2B2B2B"/>
+          <w:sz w:val="22"/>
+        </w:rPr>
+        <w:t xml:space="preserve"> sale la refutación exacta: la Tabla 14 (p. 105) lo deja en «representado en prototipo». La contradicción no la construyo yo, la traen ellos entre sus dos entregables, y por eso no hay forma de tumbar la premisa.</w:t>
       </w:r>
     </w:p>
     <w:p>
@@ -2208,7 +3081,7 @@
           <w:color w:val="2B2B2B"/>
           <w:sz w:val="22"/>
         </w:rPr>
-        <w:t>Qué la resuelve:</w:t>
+        <w:t>Por qué:</w:t>
       </w:r>
       <w:r>
         <w:rPr>
@@ -2217,7 +3090,25 @@
           <w:color w:val="2B2B2B"/>
           <w:sz w:val="22"/>
         </w:rPr>
-        <w:t xml:space="preserve"> que repitan su propia clasificación sin titubear —comunicación Flask-PostgreSQL, radicación con consecutivo, búsqueda con filtros, clasificación TRD, RBAC de 6 perfiles y persistencia por volumen están probados; cifrado, hash, OCR y MinIO están representados— y que reconozcan que la diapositiva se pasó de afirmación. Eso demuestra dominio y honestidad a la vez.</w:t>
+        <w:t xml:space="preserve"> es la única contradicción que toca a la vez resultados y cumplimiento normativo, y la acaban de afirmar en voz alta. Diapositiva 7: «Implementación de… cifrado de grado militar (AES-256)»; diapositiva 10: «se verificó… integridad con cifrado AES-256». Su Tabla 14 (p. 105) deja ese cifrado con Restic en «Representado en prototipo — integración real proyectada», y la p. 134 convierte el </w:t>
+      </w:r>
+      <w:r>
+        <w:rPr>
+          <w:rFonts w:ascii="Calibri" w:hAnsi="Calibri"/>
+          <w:b/>
+          <w:color w:val="2B2B2B"/>
+          <w:sz w:val="22"/>
+        </w:rPr>
+        <w:t>diseño</w:t>
+      </w:r>
+      <w:r>
+        <w:rPr>
+          <w:rFonts w:ascii="Calibri" w:hAnsi="Calibri"/>
+          <w:b w:val="0"/>
+          <w:color w:val="2B2B2B"/>
+          <w:sz w:val="22"/>
+        </w:rPr>
+        <w:t xml:space="preserve"> en cumplimiento («blindando jurídicamente a la Secretaría»). Pide un artefacto binario, no una opinión: el guion de la exposición afirma lo contrario, así que no la responde. Refuerzos si objetan: p. 104 (auditoría «Implementado (parcial)… falta IP y resultado») y p. 80 (Ley 1581 calificada 1/5).</w:t>
       </w:r>
     </w:p>
     <w:p>
@@ -2231,7 +3122,7 @@
           <w:color w:val="2B2B2B"/>
           <w:sz w:val="22"/>
         </w:rPr>
-        <w:t>Qué la agrava:</w:t>
+        <w:t>Qué la resuelve:</w:t>
       </w:r>
       <w:r>
         <w:rPr>
@@ -2240,10 +3131,30 @@
           <w:color w:val="2B2B2B"/>
           <w:sz w:val="22"/>
         </w:rPr>
-        <w:t xml:space="preserve"> sostener que el cifrado está funcionando, o responder «sí, está implementado porque está diseñado». Confundir diseño con implementación en el criterio de seguridad es lo que el documento evitó y la presentación deshizo.</w:t>
+        <w:t xml:space="preserve"> que digan sin rodeos «el cifrado está diseñado y representado, no operando» y remitan a la p. 105; sube más si distinguen ellos mismos los estados de la Tabla 14 y reconocen que las diapositivas 7 y 10 y la conclusión de la p. 134 deben corregirse. Resolución completa: mostrar en pantalla un repositorio Restic real con un snapshot cifrado del volumen </w:t>
+      </w:r>
+      <w:r>
+        <w:rPr>
+          <w:rFonts w:ascii="Consolas" w:hAnsi="Consolas"/>
+          <w:color w:val="111111"/>
+          <w:sz w:val="21"/>
+        </w:rPr>
+        <w:t>db_data</w:t>
+      </w:r>
+      <w:r>
+        <w:rPr>
+          <w:rFonts w:ascii="Calibri" w:hAnsi="Calibri"/>
+          <w:b w:val="0"/>
+          <w:color w:val="2B2B2B"/>
+          <w:sz w:val="22"/>
+        </w:rPr>
+        <w:t>.</w:t>
       </w:r>
     </w:p>
     <w:p>
+      <w:pPr>
+        <w:pStyle w:val="ListBullet"/>
+      </w:pPr>
       <w:r>
         <w:rPr>
           <w:rFonts w:ascii="Calibri" w:hAnsi="Calibri"/>
@@ -2251,7 +3162,27 @@
           <w:color w:val="2B2B2B"/>
           <w:sz w:val="22"/>
         </w:rPr>
-        <w:t>2. Tamaño y naturaleza de la muestra (objetivo 1).</w:t>
+        <w:t>Qué la agrava:</w:t>
+      </w:r>
+      <w:r>
+        <w:rPr>
+          <w:rFonts w:ascii="Calibri" w:hAnsi="Calibri"/>
+          <w:b w:val="0"/>
+          <w:color w:val="2B2B2B"/>
+          <w:sz w:val="22"/>
+        </w:rPr>
+        <w:t xml:space="preserve"> sostener que el cifrado opera sin poder mostrarlo; usar «AES-256 diseñado» y «AES-256 implementado» como sinónimos; o defender el «blindaje jurídico» de la p. 134 con la auditoría implementada solo parcialmente (p. 104) y la Ley 1581 en 1 sobre 5 en su propio diagnóstico (p. 80).</w:t>
+      </w:r>
+    </w:p>
+    <w:p>
+      <w:r>
+        <w:rPr>
+          <w:rFonts w:ascii="Calibri" w:hAnsi="Calibri"/>
+          <w:b/>
+          <w:color w:val="2B2B2B"/>
+          <w:sz w:val="22"/>
+        </w:rPr>
+        <w:t>2. La capacitación de la p. 27: fecha y asistente.</w:t>
       </w:r>
     </w:p>
     <w:p>
@@ -2267,7 +3198,7 @@
           <w:color w:val="2B2B2B"/>
           <w:sz w:val="21"/>
         </w:rPr>
-        <w:t>«El documento precisa tres veces que el FUID se aplicó sobre una muestra y no sobre el censo de la vigencia 2024, mientras la diapositiva 4 dice muestra de tipo censal. ¿Cuántos expedientes o cuántos folios quedaron efectivamente inventariados, y con qué criterio se escogieron?»</w:t>
+        <w:t>«Su página 27 afirma en pasado que se realizaron sesiones de capacitación para el personal de la Secretaría, y enumera diez temas. Pero sus cuatro entrevistas, aplicadas el 24 de junio de 2026, todavía preguntan si el funcionario estaría dispuesto a recibir capacitación. Una sola cosa: ¿qué fecha tuvo esa capacitación y quién asistió? Si quedó planeada y no dictada, dígalo y lo registramos así.»</w:t>
       </w:r>
     </w:p>
     <w:p>
@@ -2281,7 +3212,7 @@
           <w:color w:val="2B2B2B"/>
           <w:sz w:val="22"/>
         </w:rPr>
-        <w:t>Por qué:</w:t>
+        <w:t>Sale de:</w:t>
       </w:r>
       <w:r>
         <w:rPr>
@@ -2290,7 +3221,43 @@
           <w:color w:val="2B2B2B"/>
           <w:sz w:val="22"/>
         </w:rPr>
-        <w:t xml:space="preserve"> pp. 78, 86 y 130 declaran expresamente que no es censal y que la Tabla 2 es el diseño y aplicación piloto del instrumento; la diapositiva 4 afirma lo contrario. En ninguna página se da la cifra.</w:t>
+        <w:t xml:space="preserve"> solo del </w:t>
+      </w:r>
+      <w:r>
+        <w:rPr>
+          <w:rFonts w:ascii="Calibri" w:hAnsi="Calibri"/>
+          <w:b/>
+          <w:color w:val="2B2B2B"/>
+          <w:sz w:val="22"/>
+        </w:rPr>
+        <w:t>documento</w:t>
+      </w:r>
+      <w:r>
+        <w:rPr>
+          <w:rFonts w:ascii="Calibri" w:hAnsi="Calibri"/>
+          <w:b w:val="0"/>
+          <w:color w:val="2B2B2B"/>
+          <w:sz w:val="22"/>
+        </w:rPr>
+        <w:t xml:space="preserve">, y es la única de las tres que el mazo no puede ni apoyar ni desmentir: </w:t>
+      </w:r>
+      <w:r>
+        <w:rPr>
+          <w:rFonts w:ascii="Calibri" w:hAnsi="Calibri"/>
+          <w:b/>
+          <w:color w:val="2B2B2B"/>
+          <w:sz w:val="22"/>
+        </w:rPr>
+        <w:t>ninguna de las diez diapositivas menciona la capacitación</w:t>
+      </w:r>
+      <w:r>
+        <w:rPr>
+          <w:rFonts w:ascii="Calibri" w:hAnsi="Calibri"/>
+          <w:b w:val="0"/>
+          <w:color w:val="2B2B2B"/>
+          <w:sz w:val="22"/>
+        </w:rPr>
+        <w:t>. La afirmación en pasado está en la p. 27 y su desmentido en las cuatro entrevistas (pp. 146, 153, 160 y 166). Consecuencia práctica: si no la nombran en la exposición, la pregunta sigue viva igual; y si la nombran, se les pide la fecha en el mismo turno, sin esperar.</w:t>
       </w:r>
     </w:p>
     <w:p>
@@ -2304,7 +3271,7 @@
           <w:color w:val="2B2B2B"/>
           <w:sz w:val="22"/>
         </w:rPr>
-        <w:t>Qué la resuelve:</w:t>
+        <w:t>Por qué:</w:t>
       </w:r>
       <w:r>
         <w:rPr>
@@ -2313,7 +3280,7 @@
           <w:color w:val="2B2B2B"/>
           <w:sz w:val="22"/>
         </w:rPr>
-        <w:t xml:space="preserve"> una cifra concreta (número de expedientes, carpetas o folios) con el criterio de selección —frecuencia de consulta, riesgo de deterioro, valor legal, como anuncia la p. 27— y el reconocimiento de que «censal» en la diapositiva es un error de la diapositiva. A este nivel, una muestra pequeña bien delimitada es suficiente.</w:t>
+        <w:t xml:space="preserve"> es el punto donde el documento afirma como ejecutado lo que en otras cuatro páginas está en el futuro, y decide si el objetivo 4 se cumplió en la Secretaría o en un entorno de simulación. La premisa es literal y no se puede tumbar: 5.5.7 «Se realizaron sesiones de capacitación para el personal de la Secretaría de Gobierno» (p. 27) con los diez temas listados en la p. 28, frente al ítem F1 de las cuatro entrevistas del 24/06/2026 —«¿Estaría dispuesto a recibir capacitación…?»— en pp. 146, 153, 160 y 166 (fecha en pp. 141 y 167). Contraste: p. 105 («Implementación institucional — Proyectado a fase posterior») y p. 96 (verificación e implementación institucional en las semanas 23 a 26).</w:t>
       </w:r>
     </w:p>
     <w:p>
@@ -2327,7 +3294,7 @@
           <w:color w:val="2B2B2B"/>
           <w:sz w:val="22"/>
         </w:rPr>
-        <w:t>Qué la agrava:</w:t>
+        <w:t>Qué la resuelve:</w:t>
       </w:r>
       <w:r>
         <w:rPr>
@@ -2336,10 +3303,13 @@
           <w:color w:val="2B2B2B"/>
           <w:sz w:val="22"/>
         </w:rPr>
-        <w:t xml:space="preserve"> no tener el número, o defender que fue censal contradiciendo su propio documento.</w:t>
+        <w:t xml:space="preserve"> una fecha concreta y un asistente identificable —mejor, el acta o el registro de asistencia—; o la admisión limpia de que el apartado 5.5 describe acciones previstas del alcance y debió redactarse en futuro, remitiendo a la p. 105 y al cronograma de la p. 96 como estado real.</w:t>
       </w:r>
     </w:p>
     <w:p>
+      <w:pPr>
+        <w:pStyle w:val="ListBullet"/>
+      </w:pPr>
       <w:r>
         <w:rPr>
           <w:rFonts w:ascii="Calibri" w:hAnsi="Calibri"/>
@@ -2347,7 +3317,27 @@
           <w:color w:val="2B2B2B"/>
           <w:sz w:val="22"/>
         </w:rPr>
-        <w:t>3. Objetivo 4: verificación en entorno institucional.</w:t>
+        <w:t>Qué la agrava:</w:t>
+      </w:r>
+      <w:r>
+        <w:rPr>
+          <w:rFonts w:ascii="Calibri" w:hAnsi="Calibri"/>
+          <w:b w:val="0"/>
+          <w:color w:val="2B2B2B"/>
+          <w:sz w:val="22"/>
+        </w:rPr>
+        <w:t xml:space="preserve"> insistir en el pasado sin poder dar fecha ni asistente; hacer pasar la sesión de entrevistas del 24 de junio por la capacitación; o afirmar que el sistema ya opera en la Secretaría, contra su p. 105 y contra la p. 132, que declara el objetivo 4 cumplido «en un entorno de simulación controlado».</w:t>
+      </w:r>
+    </w:p>
+    <w:p>
+      <w:r>
+        <w:rPr>
+          <w:rFonts w:ascii="Calibri" w:hAnsi="Calibri"/>
+          <w:b/>
+          <w:color w:val="2B2B2B"/>
+          <w:sz w:val="22"/>
+        </w:rPr>
+        <w:t>3. La cifra que la metodología prometió (objetivo 1).</w:t>
       </w:r>
     </w:p>
     <w:p>
@@ -2363,7 +3353,7 @@
           <w:color w:val="2B2B2B"/>
           <w:sz w:val="21"/>
         </w:rPr>
-        <w:t>«Su cuarto objetivo es verificar el prototipo en un entorno institucional controlado. La verificación documentada se hizo sobre un portátil personal, en localhost, y la implementación institucional aparece como proyectada. ¿Algún funcionario de la Secretaría usó el prototipo, y con qué datos: expedientes reales de 2024 o datos de prueba?»</w:t>
+        <w:t>«Su página 71 define el enfoque cuantitativo por medir volúmenes documentales en metros lineales y cantidad de folios, y presenta el FUID como el instrumento para cuantificar la muestra. En las 169 páginas, metros lineales y folios no vuelven a aparecer. ¿Cuántos expedientes, folios o metros lineales cubrió la muestra representativa de las páginas 78 y 86? Denos el número; si no se cuantificó, dígalo con esas palabras.»</w:t>
       </w:r>
     </w:p>
     <w:p>
@@ -2377,7 +3367,7 @@
           <w:color w:val="2B2B2B"/>
           <w:sz w:val="22"/>
         </w:rPr>
-        <w:t>Por qué:</w:t>
+        <w:t>Sale de:</w:t>
       </w:r>
       <w:r>
         <w:rPr>
@@ -2386,15 +3376,16 @@
           <w:color w:val="2B2B2B"/>
           <w:sz w:val="22"/>
         </w:rPr>
-        <w:t xml:space="preserve"> objetivo 4 (p. 20) frente a pp. 89-91 (simulación en equipo personal, </w:t>
-      </w:r>
-      <w:r>
-        <w:rPr>
-          <w:rFonts w:ascii="Consolas" w:hAnsi="Consolas"/>
-          <w:color w:val="111111"/>
-          <w:sz w:val="21"/>
-        </w:rPr>
-        <w:t>http://localhost:5000</w:t>
+        <w:t xml:space="preserve"> de las dos piezas, y en direcciones opuestas. Del </w:t>
+      </w:r>
+      <w:r>
+        <w:rPr>
+          <w:rFonts w:ascii="Calibri" w:hAnsi="Calibri"/>
+          <w:b/>
+          <w:color w:val="2B2B2B"/>
+          <w:sz w:val="22"/>
+        </w:rPr>
+        <w:t>documento</w:t>
       </w:r>
       <w:r>
         <w:rPr>
@@ -2403,7 +3394,25 @@
           <w:color w:val="2B2B2B"/>
           <w:sz w:val="22"/>
         </w:rPr>
-        <w:t>), p. 105 («implementación institucional: proyectada a fase posterior»; «pruebas de usabilidad y de seguridad: pendientes de ejecución») y p. 112, redactada en futuro. La p. 27, en cambio, afirma que se desplegó el piloto y se capacitó al personal.</w:t>
+        <w:t xml:space="preserve">, el vacío: la p. 71 fija la unidad de medida —metros lineales y folios— y esas dos cadenas no vuelven a aparecer en 169 páginas. De las </w:t>
+      </w:r>
+      <w:r>
+        <w:rPr>
+          <w:rFonts w:ascii="Calibri" w:hAnsi="Calibri"/>
+          <w:b/>
+          <w:color w:val="2B2B2B"/>
+          <w:sz w:val="22"/>
+        </w:rPr>
+        <w:t>diapositivas</w:t>
+      </w:r>
+      <w:r>
+        <w:rPr>
+          <w:rFonts w:ascii="Calibri" w:hAnsi="Calibri"/>
+          <w:b w:val="0"/>
+          <w:color w:val="2B2B2B"/>
+          <w:sz w:val="22"/>
+        </w:rPr>
+        <w:t>, la sobreafirmación: la 4 dice «muestra de tipo censal», que es más de lo que el propio documento reclama tres veces (pp. 78, 86 y 130). El mazo, además, borra la única cifra fuerte del diagnóstico: la diapositiva 2 no proyecta los 45 a 90 minutos (§5, punto 4).</w:t>
       </w:r>
     </w:p>
     <w:p>
@@ -2417,7 +3426,7 @@
           <w:color w:val="2B2B2B"/>
           <w:sz w:val="22"/>
         </w:rPr>
-        <w:t>Qué la resuelve:</w:t>
+        <w:t>Por qué:</w:t>
       </w:r>
       <w:r>
         <w:rPr>
@@ -2426,7 +3435,25 @@
           <w:color w:val="2B2B2B"/>
           <w:sz w:val="22"/>
         </w:rPr>
-        <w:t xml:space="preserve"> decir con claridad que la verificación fue técnica y en laboratorio, que la validación con usuarios queda pendiente, y explicar qué datos cargaron (los radicados que aparecen —SF-2024-0004, SGDEA-2026-000128— parecen de prueba). Si además hubo alguna sesión con funcionarios, describirla: cuántos, cuándo, qué hicieron.</w:t>
+        <w:t xml:space="preserve"> el objetivo 1 y todo el enfoque mixto se apoyan en esa muestra, y el propio diseño fijó la unidad de medida y el instrumento para medirla (p. 71: FUID «para cuantificar la muestra»). Refuerzo verificado: las cadenas «metros lineales» y «folio» aparecen </w:t>
+      </w:r>
+      <w:r>
+        <w:rPr>
+          <w:rFonts w:ascii="Calibri" w:hAnsi="Calibri"/>
+          <w:b/>
+          <w:color w:val="2B2B2B"/>
+          <w:sz w:val="22"/>
+        </w:rPr>
+        <w:t>una sola vez</w:t>
+      </w:r>
+      <w:r>
+        <w:rPr>
+          <w:rFonts w:ascii="Calibri" w:hAnsi="Calibri"/>
+          <w:b w:val="0"/>
+          <w:color w:val="2B2B2B"/>
+          <w:sz w:val="22"/>
+        </w:rPr>
+        <w:t xml:space="preserve"> en las 169 páginas, en la p. 71 —ni la Tabla 2 del FUID tiene campo de folios—. No se les reprocha el tamaño; se les pide la cifra que su metodología prometió. Pide un número, así que no admite relato, y la exposición no lo da: la diapositiva 4 dice «Muestra de tipo censal», contra las pp. 78, 86 y 130.</w:t>
       </w:r>
     </w:p>
     <w:p>
@@ -2440,6 +3467,29 @@
           <w:color w:val="2B2B2B"/>
           <w:sz w:val="22"/>
         </w:rPr>
+        <w:t>Qué la resuelve:</w:t>
+      </w:r>
+      <w:r>
+        <w:rPr>
+          <w:rFonts w:ascii="Calibri" w:hAnsi="Calibri"/>
+          <w:b w:val="0"/>
+          <w:color w:val="2B2B2B"/>
+          <w:sz w:val="22"/>
+        </w:rPr>
+        <w:t xml:space="preserve"> cualquier cifra defendible con su origen —expedientes inventariados en el FUID piloto, folios, metros lineales o número de registros cargados— y la corrección expresa de la diapositiva 4, que debe decir muestra piloto y no censal. También la resuelve, con menos nota pero con honestidad, decir «no se cuantificó» y señalar que la p. 78 ya lo declara «diseño y aplicación piloto del instrumento».</w:t>
+      </w:r>
+    </w:p>
+    <w:p>
+      <w:pPr>
+        <w:pStyle w:val="ListBullet"/>
+      </w:pPr>
+      <w:r>
+        <w:rPr>
+          <w:rFonts w:ascii="Calibri" w:hAnsi="Calibri"/>
+          <w:b/>
+          <w:color w:val="2B2B2B"/>
+          <w:sz w:val="22"/>
+        </w:rPr>
         <w:t>Qué la agrava:</w:t>
       </w:r>
       <w:r>
@@ -2449,7 +3499,7 @@
           <w:color w:val="2B2B2B"/>
           <w:sz w:val="22"/>
         </w:rPr>
-        <w:t xml:space="preserve"> sostener el despliegue institucional y la capacitación de la p. 27 sin acta, lista de asistencia, captura o correo que lo respalde. Si dicen que cargaron expedientes reales, aparece de inmediato la pregunta de Ley 1581 y tratamiento de datos en un equipo personal.</w:t>
+        <w:t xml:space="preserve"> repetir «muestra representativa» sin un solo número; sostener el «censal» de la diapositiva 4 contra sus pp. 78, 86 y 130; o seguir llamando «línea base cuantificable» (pp. 86, 130 y 133) a un diagnóstico que no reporta ninguna cantidad de acervo.</w:t>
       </w:r>
     </w:p>
     <w:p>
@@ -2463,7 +3513,7 @@
           <w:color w:val="007433"/>
           <w:sz w:val="32"/>
         </w:rPr>
-        <w:t>Banco de reserva (por si el tiempo estira o el director cede turno)</w:t>
+        <w:t>Lo que se leyó en la sala el 18/08 — para cotejar con la hoja escrita a mano</w:t>
       </w:r>
     </w:p>
     <w:p>
@@ -2473,20 +3523,11 @@
       <w:r>
         <w:rPr>
           <w:rFonts w:ascii="Calibri" w:hAnsi="Calibri"/>
-          <w:b/>
-          <w:color w:val="2B2B2B"/>
-          <w:sz w:val="22"/>
-        </w:rPr>
-        <w:t>Autoría de la calificación 1,9/5:</w:t>
-      </w:r>
-      <w:r>
-        <w:rPr>
-          <w:rFonts w:ascii="Calibri" w:hAnsi="Calibri"/>
           <w:b w:val="0"/>
           <w:color w:val="2B2B2B"/>
           <w:sz w:val="22"/>
         </w:rPr>
-        <w:t xml:space="preserve"> ¿la asignó el equipo por observación directa (p. 72) o se derivó de las respuestas de los cuatro funcionarios (Tabla 3 y su nota, pp. 79-80)? ¿Y la matriz tiene 3 dimensiones o 6 (pp. 72 vs. 79)?</w:t>
+        <w:t>«Su Tabla 14 distingue con mucho cuidado lo implementado y probado de lo que está solo representado en la interfaz, y ubica el cifrado AES-256 y el hash SHA-256 en el segundo grupo. La diapositiva 10 concluye, en cambio, que se verificó la integridad con cifrado AES-256. ¿Me pueden precisar qué quedó implementado y probado en el prototipo y qué está representado a nivel de interfaz?»</w:t>
       </w:r>
     </w:p>
     <w:p>
@@ -2496,20 +3537,11 @@
       <w:r>
         <w:rPr>
           <w:rFonts w:ascii="Calibri" w:hAnsi="Calibri"/>
-          <w:b/>
-          <w:color w:val="2B2B2B"/>
-          <w:sz w:val="22"/>
-        </w:rPr>
-        <w:t>Parque tecnológico:</w:t>
-      </w:r>
-      <w:r>
-        <w:rPr>
-          <w:rFonts w:ascii="Calibri" w:hAnsi="Calibri"/>
           <w:b w:val="0"/>
           <w:color w:val="2B2B2B"/>
           <w:sz w:val="22"/>
         </w:rPr>
-        <w:t xml:space="preserve"> ¿dos computadores (p. 80) u ocho equipos de escritorio (p. 90)? De ello depende la viabilidad del despliegue que recomiendan.</w:t>
+        <w:t>«El documento precisa tres veces que el FUID se aplicó sobre una muestra y no sobre el censo de la vigencia 2024, mientras la diapositiva 4 dice muestra de tipo censal. ¿Cuántos expedientes o cuántos folios quedaron efectivamente inventariados, y con qué criterio se escogieron?»</w:t>
       </w:r>
     </w:p>
     <w:p>
@@ -2519,12 +3551,28 @@
       <w:r>
         <w:rPr>
           <w:rFonts w:ascii="Calibri" w:hAnsi="Calibri"/>
+          <w:b w:val="0"/>
+          <w:color w:val="2B2B2B"/>
+          <w:sz w:val="22"/>
+        </w:rPr>
+        <w:t>«Su cuarto objetivo es verificar el prototipo en un entorno institucional controlado. La verificación documentada se hizo sobre un portátil personal, en localhost, y la implementación institucional aparece como proyectada. ¿Algún funcionario de la Secretaría usó el prototipo, y con qué datos: expedientes reales de 2024 o datos de prueba?»</w:t>
+      </w:r>
+    </w:p>
+    <w:p>
+      <w:pPr>
+        <w:spacing w:before="200" w:after="60"/>
+      </w:pPr>
+      <w:r>
+        <w:rPr>
+          <w:rFonts w:ascii="Calibri" w:hAnsi="Calibri"/>
           <w:b/>
-          <w:color w:val="2B2B2B"/>
-          <w:sz w:val="22"/>
-        </w:rPr>
-        <w:t>Enfoque mixto:</w:t>
-      </w:r>
+          <w:color w:val="007433"/>
+          <w:sz w:val="32"/>
+        </w:rPr>
+        <w:t>Banco de reserva (por si el tiempo estira o el director cede turno)</w:t>
+      </w:r>
+    </w:p>
+    <w:p>
       <w:r>
         <w:rPr>
           <w:rFonts w:ascii="Calibri" w:hAnsi="Calibri"/>
@@ -2532,7 +3580,55 @@
           <w:color w:val="2B2B2B"/>
           <w:sz w:val="22"/>
         </w:rPr>
-        <w:t xml:space="preserve"> la p. 71 lo justifica por medir tiempos «antes y después»; ¿existe alguna medición posterior, o todo el «después» es proyección (pp. 24, 92, 113)?</w:t>
+        <w:t>Los números no se cambian: la §7 cita estas reservas por número (</w:t>
+      </w:r>
+      <w:r>
+        <w:rPr>
+          <w:rFonts w:ascii="Consolas" w:hAnsi="Consolas"/>
+          <w:color w:val="111111"/>
+          <w:sz w:val="21"/>
+        </w:rPr>
+        <w:t>reserva 4</w:t>
+      </w:r>
+      <w:r>
+        <w:rPr>
+          <w:rFonts w:ascii="Calibri" w:hAnsi="Calibri"/>
+          <w:b w:val="0"/>
+          <w:color w:val="2B2B2B"/>
+          <w:sz w:val="22"/>
+        </w:rPr>
+        <w:t xml:space="preserve">, </w:t>
+      </w:r>
+      <w:r>
+        <w:rPr>
+          <w:rFonts w:ascii="Consolas" w:hAnsi="Consolas"/>
+          <w:color w:val="111111"/>
+          <w:sz w:val="21"/>
+        </w:rPr>
+        <w:t>reserva 7</w:t>
+      </w:r>
+      <w:r>
+        <w:rPr>
+          <w:rFonts w:ascii="Calibri" w:hAnsi="Calibri"/>
+          <w:b w:val="0"/>
+          <w:color w:val="2B2B2B"/>
+          <w:sz w:val="22"/>
+        </w:rPr>
+        <w:t>). Lo que sigue es el mismo banco, separado según de dónde salga la evidencia.</w:t>
+      </w:r>
+    </w:p>
+    <w:p>
+      <w:pPr>
+        <w:spacing w:before="140" w:after="60"/>
+      </w:pPr>
+      <w:r>
+        <w:rPr>
+          <w:rFonts w:ascii="Calibri" w:hAnsi="Calibri"/>
+          <w:b/>
+          <w:color w:val="0C2340"/>
+          <w:sz w:val="27"/>
+        </w:rPr>
+        <w:t>Del documento</w:t>
       </w:r>
     </w:p>
     <w:p>
@@ -2546,7 +3642,7 @@
           <w:color w:val="2B2B2B"/>
           <w:sz w:val="22"/>
         </w:rPr>
-        <w:t>Digitalización:</w:t>
+        <w:t>Perfiles del RBAC, ¿tres o seis?</w:t>
       </w:r>
       <w:r>
         <w:rPr>
@@ -2555,7 +3651,7 @@
           <w:color w:val="2B2B2B"/>
           <w:sz w:val="22"/>
         </w:rPr>
-        <w:t xml:space="preserve"> la meta era al menos 200 páginas (p. 24) y la p. 27 afirma que se digitalizó selectivamente; ¿cuántas páginas se digitalizaron y dónde están?</w:t>
+        <w:t xml:space="preserve"> La p. 30 define tres —Administrador (acceso completo), Archivista (registro y consulta) y Consultor (solo lectura)—, igual que la p. 26; la p. 94 habla de «los seis perfiles definidos» y la nota de la Tabla 14 afirma que el texto y el prototipo «quedan así alineados» (p. 105). ¿Cuál es el número?</w:t>
       </w:r>
     </w:p>
     <w:p>
@@ -2569,7 +3665,7 @@
           <w:color w:val="2B2B2B"/>
           <w:sz w:val="22"/>
         </w:rPr>
-        <w:t>Evidencias de las pruebas:</w:t>
+        <w:t>Sobre cuántos registros corrió CP-03.</w:t>
       </w:r>
       <w:r>
         <w:rPr>
@@ -2578,7 +3674,24 @@
           <w:color w:val="2B2B2B"/>
           <w:sz w:val="22"/>
         </w:rPr>
-        <w:t xml:space="preserve"> CP-01 conserva la instrucción «Insertar aquí la captura correspondiente» y CP-02, 03, 04 y 06 tienen el campo Evidencia vacío (pp. 109-110). ¿Existen esas capturas?</w:t>
+        <w:t xml:space="preserve"> Su verificación por </w:t>
+      </w:r>
+      <w:r>
+        <w:rPr>
+          <w:rFonts w:ascii="Consolas" w:hAnsi="Consolas"/>
+          <w:color w:val="111111"/>
+          <w:sz w:val="21"/>
+        </w:rPr>
+        <w:t>psql</w:t>
+      </w:r>
+      <w:r>
+        <w:rPr>
+          <w:rFonts w:ascii="Calibri" w:hAnsi="Calibri"/>
+          <w:b w:val="0"/>
+          <w:color w:val="2B2B2B"/>
+          <w:sz w:val="22"/>
+        </w:rPr>
+        <w:t xml:space="preserve"> confirma «los cuatro registros documentales» en la base (p. 121); CP-03 y CP-04 prueban la búsqueda por múltiples criterios (p. 110). Con cuatro expedientes, ¿qué discrimina la prueba de filtros?</w:t>
       </w:r>
     </w:p>
     <w:p>
@@ -2592,7 +3705,7 @@
           <w:color w:val="2B2B2B"/>
           <w:sz w:val="22"/>
         </w:rPr>
-        <w:t>Bibliografía:</w:t>
+        <w:t>Autoría del 1,9/5:</w:t>
       </w:r>
       <w:r>
         <w:rPr>
@@ -2601,7 +3714,7 @@
           <w:color w:val="2B2B2B"/>
           <w:sz w:val="22"/>
         </w:rPr>
-        <w:t xml:space="preserve"> ¿cuál es la fuente de Zapata y Castrillón (2020), citada en pp. 15, 18 y 42 y registrada como «por verificar» (p. 140)? Igual para el informe del DANE 2024 (p. 138) y para Contraloría 2024, que no tiene entrada.</w:t>
+        <w:t xml:space="preserve"> ¿salió de la observación directa del equipo o de las respuestas de los cuatro entrevistados? La p. 72 dice que «la calificación fue asignada por el equipo investigador a partir de la observación directa», y la Tabla 3 se titula «Calificación de resultados de la encuesta diagnóstica» (pp. 79-80).</w:t>
       </w:r>
     </w:p>
     <w:p>
@@ -2615,7 +3728,7 @@
           <w:color w:val="2B2B2B"/>
           <w:sz w:val="22"/>
         </w:rPr>
-        <w:t>Sostenibilidad:</w:t>
+        <w:t>El noveno ítem crítico, ¿en qué dimensión está?</w:t>
       </w:r>
       <w:r>
         <w:rPr>
@@ -2624,7 +3737,7 @@
           <w:color w:val="2B2B2B"/>
           <w:sz w:val="22"/>
         </w:rPr>
-        <w:t xml:space="preserve"> con dos computadores, sin área de TI y sin presupuesto en el documento, ¿quién administra el SGDEA, hace los respaldos y responde por el 3-2-1 que recomiendan (p. 136)?</w:t>
+        <w:t xml:space="preserve"> La p. 83 dice que «los 9 ítems críticos… aparecen en cinco de las seis dimensiones», pero solo enumera ocho: falta «Condiciones ambientales — 1 — Crítico» (p. 80), que es conservación física, la sexta dimensión, tal como la propia p. 82 reconoce.</w:t>
       </w:r>
     </w:p>
     <w:p>
@@ -2638,7 +3751,7 @@
           <w:color w:val="2B2B2B"/>
           <w:sz w:val="22"/>
         </w:rPr>
-        <w:t>Alertas del DRS:</w:t>
+        <w:t>Deshumidificación:</w:t>
       </w:r>
       <w:r>
         <w:rPr>
@@ -2647,7 +3760,7 @@
           <w:color w:val="2B2B2B"/>
           <w:sz w:val="22"/>
         </w:rPr>
-        <w:t xml:space="preserve"> están «diseñadas, no implementadas» (p. 105) y son el corazón de la retención documental. ¿Qué faltó para ejecutar la regla de disposición?</w:t>
+        <w:t xml:space="preserve"> se justifica con «la calificación crítica (1/5) en conservación» (p. 135), pero la p. 82 dice que conservación física, con 3,25, es la única dimensión que supera el umbral. ¿Cuál de las dos cifras manda, y cuánto cuesta esa recomendación?</w:t>
       </w:r>
     </w:p>
     <w:p>
@@ -2661,7 +3774,7 @@
           <w:color w:val="2B2B2B"/>
           <w:sz w:val="22"/>
         </w:rPr>
-        <w:t>Delimitación contradictoria:</w:t>
+        <w:t>Parque tecnológico para el despliegue que recomiendan:</w:t>
       </w:r>
       <w:r>
         <w:rPr>
@@ -2670,7 +3783,7 @@
           <w:color w:val="2B2B2B"/>
           <w:sz w:val="22"/>
         </w:rPr>
-        <w:t xml:space="preserve"> ¿por qué el «No incluye» excluye el archivo de la vigencia 2024 (p. 29), que es el objeto del proyecto?</w:t>
+        <w:t xml:space="preserve"> ¿los «dos computadores disponibles» de la Tabla 3 (p. 80) o los «ocho equipos de escritorio con Windows» que la p. 90 atribuye al diagnóstico del ACA 1, entregable que no está en este documento?</w:t>
       </w:r>
     </w:p>
     <w:p>
@@ -2684,7 +3797,7 @@
           <w:color w:val="2B2B2B"/>
           <w:sz w:val="22"/>
         </w:rPr>
-        <w:t>Versiones declaradas del entorno:</w:t>
+        <w:t>Evidencia de CP-01:</w:t>
       </w:r>
       <w:r>
         <w:rPr>
@@ -2693,7 +3806,30 @@
           <w:color w:val="2B2B2B"/>
           <w:sz w:val="22"/>
         </w:rPr>
-        <w:t xml:space="preserve"> la p. 90 registra Docker Compose v5.3.0; ¿pueden confirmar el número de versión frente a la salida real de </w:t>
+        <w:t xml:space="preserve"> remite a un «Anexo — prototipo de backend» con la nota «Insertar aquí la captura correspondiente» (p. 109), y el trabajo solo tiene cinco anexos: cuatro entrevistas y el registro fotográfico (índice, p. 6). ¿La evidencia real de la persistencia son las Figuras 9 a 11 (pp. 120-121)?</w:t>
+      </w:r>
+    </w:p>
+    <w:p>
+      <w:pPr>
+        <w:pStyle w:val="ListNumber"/>
+      </w:pPr>
+      <w:r>
+        <w:rPr>
+          <w:rFonts w:ascii="Calibri" w:hAnsi="Calibri"/>
+          <w:b/>
+          <w:color w:val="2B2B2B"/>
+          <w:sz w:val="22"/>
+        </w:rPr>
+        <w:t>Cadena de custodia:</w:t>
+      </w:r>
+      <w:r>
+        <w:rPr>
+          <w:rFonts w:ascii="Calibri" w:hAnsi="Calibri"/>
+          <w:b w:val="0"/>
+          <w:color w:val="2B2B2B"/>
+          <w:sz w:val="22"/>
+        </w:rPr>
+        <w:t xml:space="preserve"> su modelo lógico declara </w:t>
       </w:r>
       <w:r>
         <w:rPr>
@@ -2701,6 +3837,80 @@
           <w:color w:val="111111"/>
           <w:sz w:val="21"/>
         </w:rPr>
+        <w:t>ip</w:t>
+      </w:r>
+      <w:r>
+        <w:rPr>
+          <w:rFonts w:ascii="Calibri" w:hAnsi="Calibri"/>
+          <w:b w:val="0"/>
+          <w:color w:val="2B2B2B"/>
+          <w:sz w:val="22"/>
+        </w:rPr>
+        <w:t xml:space="preserve"> y </w:t>
+      </w:r>
+      <w:r>
+        <w:rPr>
+          <w:rFonts w:ascii="Consolas" w:hAnsi="Consolas"/>
+          <w:color w:val="111111"/>
+          <w:sz w:val="21"/>
+        </w:rPr>
+        <w:t>resultado</w:t>
+      </w:r>
+      <w:r>
+        <w:rPr>
+          <w:rFonts w:ascii="Calibri" w:hAnsi="Calibri"/>
+          <w:b w:val="0"/>
+          <w:color w:val="2B2B2B"/>
+          <w:sz w:val="22"/>
+        </w:rPr>
+        <w:t xml:space="preserve"> en </w:t>
+      </w:r>
+      <w:r>
+        <w:rPr>
+          <w:rFonts w:ascii="Consolas" w:hAnsi="Consolas"/>
+          <w:color w:val="111111"/>
+          <w:sz w:val="21"/>
+        </w:rPr>
+        <w:t>registro_auditoria</w:t>
+      </w:r>
+      <w:r>
+        <w:rPr>
+          <w:rFonts w:ascii="Calibri" w:hAnsi="Calibri"/>
+          <w:b w:val="0"/>
+          <w:color w:val="2B2B2B"/>
+          <w:sz w:val="22"/>
+        </w:rPr>
+        <w:t>, append-only y con NOT NULL (pp. 99-100), pero la Tabla 14 anota que en el prototipo «falta IP y resultado» (p. 104). ¿Qué acredita entonces el «blindaje jurídico» frente a la Ley 1581 que afirma la p. 134?</w:t>
+      </w:r>
+    </w:p>
+    <w:p>
+      <w:pPr>
+        <w:pStyle w:val="ListNumber"/>
+      </w:pPr>
+      <w:r>
+        <w:rPr>
+          <w:rFonts w:ascii="Calibri" w:hAnsi="Calibri"/>
+          <w:b/>
+          <w:color w:val="2B2B2B"/>
+          <w:sz w:val="22"/>
+        </w:rPr>
+        <w:t>Versiones declaradas del entorno:</w:t>
+      </w:r>
+      <w:r>
+        <w:rPr>
+          <w:rFonts w:ascii="Calibri" w:hAnsi="Calibri"/>
+          <w:b w:val="0"/>
+          <w:color w:val="2B2B2B"/>
+          <w:sz w:val="22"/>
+        </w:rPr>
+        <w:t xml:space="preserve"> la p. 90 registra Docker Compose v5.3.0 y Docker Desktop 29.6.1; ¿pueden confirmar esos números frente a la salida real de </w:t>
+      </w:r>
+      <w:r>
+        <w:rPr>
+          <w:rFonts w:ascii="Consolas" w:hAnsi="Consolas"/>
+          <w:color w:val="111111"/>
+          <w:sz w:val="21"/>
+        </w:rPr>
         <w:t>docker compose version</w:t>
       </w:r>
       <w:r>
@@ -2711,6 +3921,112 @@
           <w:sz w:val="22"/>
         </w:rPr>
         <w:t>?</w:t>
+      </w:r>
+    </w:p>
+    <w:p>
+      <w:pPr>
+        <w:spacing w:before="140" w:after="60"/>
+      </w:pPr>
+      <w:r>
+        <w:rPr>
+          <w:rFonts w:ascii="Calibri" w:hAnsi="Calibri"/>
+          <w:b/>
+          <w:color w:val="0C2340"/>
+          <w:sz w:val="27"/>
+        </w:rPr>
+        <w:t>De las diapositivas</w:t>
+      </w:r>
+    </w:p>
+    <w:p>
+      <w:pPr>
+        <w:pStyle w:val="ListNumber"/>
+      </w:pPr>
+      <w:r>
+        <w:rPr>
+          <w:rFonts w:ascii="Calibri" w:hAnsi="Calibri"/>
+          <w:b/>
+          <w:color w:val="2B2B2B"/>
+          <w:sz w:val="22"/>
+        </w:rPr>
+        <w:t>Tres metas distintas para el mismo indicador:</w:t>
+      </w:r>
+      <w:r>
+        <w:rPr>
+          <w:rFonts w:ascii="Calibri" w:hAnsi="Calibri"/>
+          <w:b w:val="0"/>
+          <w:color w:val="2B2B2B"/>
+          <w:sz w:val="22"/>
+        </w:rPr>
+        <w:t xml:space="preserve"> «≥ 40% de mejora» en la tabla de impacto (p. 24), «menos de cinco minutos» (p. 92) y «más del 50%» en la diapositiva 8. ¿Cuál es la meta oficial y de qué medición sale?</w:t>
+      </w:r>
+    </w:p>
+    <w:p>
+      <w:pPr>
+        <w:pStyle w:val="ListNumber"/>
+      </w:pPr>
+      <w:r>
+        <w:rPr>
+          <w:rFonts w:ascii="Calibri" w:hAnsi="Calibri"/>
+          <w:b/>
+          <w:color w:val="2B2B2B"/>
+          <w:sz w:val="22"/>
+        </w:rPr>
+        <w:t>«Deterioro Físico Crítico» (diapositiva 2) contra «3.25 — Aceptable» (diapositiva 6).</w:t>
+      </w:r>
+      <w:r>
+        <w:rPr>
+          <w:rFonts w:ascii="Calibri" w:hAnsi="Calibri"/>
+          <w:b w:val="0"/>
+          <w:color w:val="2B2B2B"/>
+          <w:sz w:val="22"/>
+        </w:rPr>
+        <w:t xml:space="preserve"> Las dos afirmaciones son suyas y son de la misma exposición. ¿Cuál describe el estado del acervo? Si la respuesta es «lo crítico son las condiciones ambientales» —que es el único ítem en 1/5 (Tabla 3, p. 80)—, está bien dicha; y entonces la p. 135 debería decir eso, y no «la calificación crítica (1/5) en conservación».</w:t>
+      </w:r>
+    </w:p>
+    <w:p>
+      <w:pPr>
+        <w:pStyle w:val="ListNumber"/>
+      </w:pPr>
+      <w:r>
+        <w:rPr>
+          <w:rFonts w:ascii="Calibri" w:hAnsi="Calibri"/>
+          <w:b/>
+          <w:color w:val="2B2B2B"/>
+          <w:sz w:val="22"/>
+        </w:rPr>
+        <w:t>La línea base que el mazo no proyecta.</w:t>
+      </w:r>
+      <w:r>
+        <w:rPr>
+          <w:rFonts w:ascii="Calibri" w:hAnsi="Calibri"/>
+          <w:b w:val="0"/>
+          <w:color w:val="2B2B2B"/>
+          <w:sz w:val="22"/>
+        </w:rPr>
+        <w:t xml:space="preserve"> ¿Por qué los 45 a 90 minutos de la Tabla 3 (p. 79), repetidos en las pp. 85 y 92, no aparecen en ninguna diapositiva? Es la cifra que le da sentido al «más del 50 %» de la diapositiva 8.</w:t>
+      </w:r>
+    </w:p>
+    <w:p>
+      <w:pPr>
+        <w:pStyle w:val="ListNumber"/>
+      </w:pPr>
+      <w:r>
+        <w:rPr>
+          <w:rFonts w:ascii="Calibri" w:hAnsi="Calibri"/>
+          <w:b/>
+          <w:color w:val="2B2B2B"/>
+          <w:sz w:val="22"/>
+        </w:rPr>
+        <w:t>«Entorno controlado» (diapositiva 5) o «entorno institucional controlado» (diapositiva 3 y OE4, p. 20):</w:t>
+      </w:r>
+      <w:r>
+        <w:rPr>
+          <w:rFonts w:ascii="Calibri" w:hAnsi="Calibri"/>
+          <w:b w:val="0"/>
+          <w:color w:val="2B2B2B"/>
+          <w:sz w:val="22"/>
+        </w:rPr>
+        <w:t xml:space="preserve"> ¿cuál de las dos redacciones describe lo que efectivamente se verificó?</w:t>
       </w:r>
     </w:p>
     <w:p>
@@ -2724,7 +4040,7 @@
           <w:color w:val="007433"/>
           <w:sz w:val="32"/>
         </w:rPr>
-        <w:t>6. PREGUNTAS DESPUÉS — condicionales, para marcar en caliente</w:t>
+        <w:t>7. PREGUNTAS DESPUÉS — condicionales, para marcar en caliente</w:t>
       </w:r>
     </w:p>
     <w:p>
@@ -2839,7 +4155,7 @@
           <w:color w:val="2B2B2B"/>
           <w:sz w:val="22"/>
         </w:rPr>
-        <w:t xml:space="preserve"> → preguntar cuántos funcionarios, cuándo, qué contenidos y si hay acta o lista de asistencia (p. 27 lo afirma; pp. 146, 153, 166 sugieren que la capacitación seguía siendo una expectativa).</w:t>
+        <w:t xml:space="preserve"> → preguntar cuántos funcionarios, cuándo, qué contenidos y si hay acta o lista de asistencia (p. 27 lo afirma; pp. 146, 153, 160 y 166 sugieren que la capacitación seguía siendo una expectativa).</w:t>
       </w:r>
     </w:p>
     <w:p>
@@ -2908,7 +4224,25 @@
           <w:color w:val="2B2B2B"/>
           <w:sz w:val="22"/>
         </w:rPr>
-        <w:t xml:space="preserve"> → preguntar directamente cuáles son los tres límites del trabajo y qué no se puede concluir de él; es el hueco de la sección 5 (pp. 23-32).</w:t>
+        <w:t xml:space="preserve"> → preguntar directamente cuáles son los tres límites del trabajo y qué no se puede concluir de él; es el hueco de la sección 5 </w:t>
+      </w:r>
+      <w:r>
+        <w:rPr>
+          <w:rFonts w:ascii="Calibri" w:hAnsi="Calibri"/>
+          <w:b/>
+          <w:color w:val="2B2B2B"/>
+          <w:sz w:val="22"/>
+        </w:rPr>
+        <w:t>del documento</w:t>
+      </w:r>
+      <w:r>
+        <w:rPr>
+          <w:rFonts w:ascii="Calibri" w:hAnsi="Calibri"/>
+          <w:b w:val="0"/>
+          <w:color w:val="2B2B2B"/>
+          <w:sz w:val="22"/>
+        </w:rPr>
+        <w:t xml:space="preserve"> (pp. 23-32).</w:t>
       </w:r>
     </w:p>
     <w:p>
@@ -2977,7 +4311,7 @@
           <w:color w:val="2B2B2B"/>
           <w:sz w:val="22"/>
         </w:rPr>
-        <w:t xml:space="preserve"> → soltar mi pregunta 2 o 1 y usar el tiempo en la reserva 4 (quién calificó el 1,9/5) o en la reserva 9 (bibliografía «por verificar»).</w:t>
+        <w:t xml:space="preserve"> → conservar la pregunta 2 (fecha y asistente de la capacitación) y usar el tiempo en la reserva 7 (autoría del 1,9/5) o en la reserva 4 (¿tres o seis perfiles del RBAC?).</w:t>
       </w:r>
     </w:p>
     <w:p>
@@ -3014,7 +4348,7 @@
           <w:color w:val="007433"/>
           <w:sz w:val="32"/>
         </w:rPr>
-        <w:t>7. Umbrales de nota (escala 0,1–5,0, cuatro criterios del jurado)</w:t>
+        <w:t>8. Umbrales de nota (escala 0,1–5,0, cuatro criterios del jurado)</w:t>
       </w:r>
     </w:p>
     <w:p>
@@ -3080,7 +4414,16 @@
           <w:color w:val="2B2B2B"/>
           <w:sz w:val="22"/>
         </w:rPr>
-        <w:t xml:space="preserve"> si: explican bien el diagnóstico y el prototipo, pero no cuantifican la muestra o dejan sin conciliar la contradicción documento/presentación sobre el cifrado o sobre lo censal. Es el escenario más probable dado el estado de los dos entregables. *Recordatorio institucional: una nota de 4,4 en un solo criterio bloquea la meritoria del grupo.*</w:t>
+        <w:t xml:space="preserve"> si: explican bien el diagnóstico y el prototipo, pero no cuantifican la muestra o dejan sin conciliar la contradicción documento/presentación sobre el cifrado o sobre lo censal. Es el escenario más probable dado el estado de los dos entregables. </w:t>
+      </w:r>
+      <w:r>
+        <w:rPr>
+          <w:rFonts w:ascii="Calibri" w:hAnsi="Calibri"/>
+          <w:i/>
+          <w:color w:val="2B2B2B"/>
+          <w:sz w:val="22"/>
+        </w:rPr>
+        <w:t>Recordatorio institucional: una nota de 4,4 en un solo criterio bloquea la meritoria del grupo.</w:t>
       </w:r>
     </w:p>
     <w:p>
@@ -3183,7 +4526,753 @@
           <w:color w:val="007433"/>
           <w:sz w:val="32"/>
         </w:rPr>
-        <w:t>8. Observaciones administrativas (no académicas)</w:t>
+        <w:t>8.1 Formulario oficial del jurado — 5 criterios en escala 1–5</w:t>
+      </w:r>
+    </w:p>
+    <w:p>
+      <w:pPr>
+        <w:ind w:left="432"/>
+        <w:shd w:val="clear" w:fill="E8F5EC"/>
+      </w:pPr>
+      <w:r>
+        <w:rPr>
+          <w:rFonts w:ascii="Calibri" w:hAnsi="Calibri"/>
+          <w:b/>
+          <w:i/>
+          <w:color w:val="2B2B2B"/>
+          <w:sz w:val="21"/>
+        </w:rPr>
+        <w:t>Instrumento distinto de los cuatro criterios de arriba.</w:t>
+      </w:r>
+      <w:r>
+        <w:rPr>
+          <w:rFonts w:ascii="Calibri" w:hAnsi="Calibri"/>
+          <w:b w:val="0"/>
+          <w:i/>
+          <w:color w:val="2B2B2B"/>
+          <w:sz w:val="21"/>
+        </w:rPr>
+        <w:t xml:space="preserve"> Son las cinco preguntas del formulario que la Dirección le pide al jurado, cada una con opciones </w:t>
+      </w:r>
+      <w:r>
+        <w:rPr>
+          <w:rFonts w:ascii="Calibri" w:hAnsi="Calibri"/>
+          <w:b/>
+          <w:i/>
+          <w:color w:val="2B2B2B"/>
+          <w:sz w:val="21"/>
+        </w:rPr>
+        <w:t>1 2 3 4 5</w:t>
+      </w:r>
+      <w:r>
+        <w:rPr>
+          <w:rFonts w:ascii="Calibri" w:hAnsi="Calibri"/>
+          <w:b w:val="0"/>
+          <w:i/>
+          <w:color w:val="2B2B2B"/>
+          <w:sz w:val="21"/>
+        </w:rPr>
+        <w:t xml:space="preserve">. </w:t>
+      </w:r>
+      <w:r>
+        <w:rPr>
+          <w:rFonts w:ascii="Calibri" w:hAnsi="Calibri"/>
+          <w:b/>
+          <w:i/>
+          <w:color w:val="2B2B2B"/>
+          <w:sz w:val="21"/>
+        </w:rPr>
+        <w:t>Ninguna califica la sustentación oral:</w:t>
+      </w:r>
+      <w:r>
+        <w:rPr>
+          <w:rFonts w:ascii="Calibri" w:hAnsi="Calibri"/>
+          <w:b w:val="0"/>
+          <w:i/>
+          <w:color w:val="2B2B2B"/>
+          <w:sz w:val="21"/>
+        </w:rPr>
+        <w:t xml:space="preserve"> las cinco se responden con el documento, así que van precargadas con la página que las sostiene y en sala solo se confirman.</w:t>
+      </w:r>
+    </w:p>
+    <w:p>
+      <w:pPr>
+        <w:ind w:left="432"/>
+        <w:shd w:val="clear" w:fill="E8F5EC"/>
+      </w:pPr>
+    </w:p>
+    <w:p>
+      <w:pPr>
+        <w:ind w:left="432"/>
+        <w:shd w:val="clear" w:fill="E8F5EC"/>
+      </w:pPr>
+      <w:r>
+        <w:rPr>
+          <w:rFonts w:ascii="Calibri" w:hAnsi="Calibri"/>
+          <w:b w:val="0"/>
+          <w:i/>
+          <w:color w:val="2B2B2B"/>
+          <w:sz w:val="21"/>
+        </w:rPr>
+        <w:t xml:space="preserve">Lectura de la escala, fijada de antemano: </w:t>
+      </w:r>
+      <w:r>
+        <w:rPr>
+          <w:rFonts w:ascii="Calibri" w:hAnsi="Calibri"/>
+          <w:b/>
+          <w:i/>
+          <w:color w:val="2B2B2B"/>
+          <w:sz w:val="21"/>
+        </w:rPr>
+        <w:t>5</w:t>
+      </w:r>
+      <w:r>
+        <w:rPr>
+          <w:rFonts w:ascii="Calibri" w:hAnsi="Calibri"/>
+          <w:b w:val="0"/>
+          <w:i/>
+          <w:color w:val="2B2B2B"/>
+          <w:sz w:val="21"/>
+        </w:rPr>
+        <w:t xml:space="preserve"> sobresaliente, sin reparos de fondo · </w:t>
+      </w:r>
+      <w:r>
+        <w:rPr>
+          <w:rFonts w:ascii="Calibri" w:hAnsi="Calibri"/>
+          <w:b/>
+          <w:i/>
+          <w:color w:val="2B2B2B"/>
+          <w:sz w:val="21"/>
+        </w:rPr>
+        <w:t>4</w:t>
+      </w:r>
+      <w:r>
+        <w:rPr>
+          <w:rFonts w:ascii="Calibri" w:hAnsi="Calibri"/>
+          <w:b w:val="0"/>
+          <w:i/>
+          <w:color w:val="2B2B2B"/>
+          <w:sz w:val="21"/>
+        </w:rPr>
+        <w:t xml:space="preserve"> sólido, con reparos menores y declarados · </w:t>
+      </w:r>
+      <w:r>
+        <w:rPr>
+          <w:rFonts w:ascii="Calibri" w:hAnsi="Calibri"/>
+          <w:b/>
+          <w:i/>
+          <w:color w:val="2B2B2B"/>
+          <w:sz w:val="21"/>
+        </w:rPr>
+        <w:t>3</w:t>
+      </w:r>
+      <w:r>
+        <w:rPr>
+          <w:rFonts w:ascii="Calibri" w:hAnsi="Calibri"/>
+          <w:b w:val="0"/>
+          <w:i/>
+          <w:color w:val="2B2B2B"/>
+          <w:sz w:val="21"/>
+        </w:rPr>
+        <w:t xml:space="preserve"> aceptable, con un reparo de fondo que el documento no resuelve · </w:t>
+      </w:r>
+      <w:r>
+        <w:rPr>
+          <w:rFonts w:ascii="Calibri" w:hAnsi="Calibri"/>
+          <w:b/>
+          <w:i/>
+          <w:color w:val="2B2B2B"/>
+          <w:sz w:val="21"/>
+        </w:rPr>
+        <w:t>2</w:t>
+      </w:r>
+      <w:r>
+        <w:rPr>
+          <w:rFonts w:ascii="Calibri" w:hAnsi="Calibri"/>
+          <w:b w:val="0"/>
+          <w:i/>
+          <w:color w:val="2B2B2B"/>
+          <w:sz w:val="21"/>
+        </w:rPr>
+        <w:t xml:space="preserve"> deficiente: hay material, pero se contradice o no sostiene lo que afirma · </w:t>
+      </w:r>
+      <w:r>
+        <w:rPr>
+          <w:rFonts w:ascii="Calibri" w:hAnsi="Calibri"/>
+          <w:b/>
+          <w:i/>
+          <w:color w:val="2B2B2B"/>
+          <w:sz w:val="21"/>
+        </w:rPr>
+        <w:t>1</w:t>
+      </w:r>
+      <w:r>
+        <w:rPr>
+          <w:rFonts w:ascii="Calibri" w:hAnsi="Calibri"/>
+          <w:b w:val="0"/>
+          <w:i/>
+          <w:color w:val="2B2B2B"/>
+          <w:sz w:val="21"/>
+        </w:rPr>
+        <w:t xml:space="preserve"> sin base verificable en el documento.</w:t>
+      </w:r>
+    </w:p>
+    <w:p>
+      <w:pPr>
+        <w:ind w:left="432"/>
+        <w:shd w:val="clear" w:fill="E8F5EC"/>
+      </w:pPr>
+    </w:p>
+    <w:p>
+      <w:pPr>
+        <w:ind w:left="432"/>
+        <w:shd w:val="clear" w:fill="E8F5EC"/>
+      </w:pPr>
+      <w:r>
+        <w:rPr>
+          <w:rFonts w:ascii="Calibri" w:hAnsi="Calibri"/>
+          <w:b w:val="0"/>
+          <w:i/>
+          <w:color w:val="2B2B2B"/>
+          <w:sz w:val="21"/>
+        </w:rPr>
+        <w:t xml:space="preserve">⚠️ </w:t>
+      </w:r>
+      <w:r>
+        <w:rPr>
+          <w:rFonts w:ascii="Calibri" w:hAnsi="Calibri"/>
+          <w:b/>
+          <w:i/>
+          <w:color w:val="2B2B2B"/>
+          <w:sz w:val="21"/>
+        </w:rPr>
+        <w:t>Este 1–5 no es la nota del acta.</w:t>
+      </w:r>
+      <w:r>
+        <w:rPr>
+          <w:rFonts w:ascii="Calibri" w:hAnsi="Calibri"/>
+          <w:b w:val="0"/>
+          <w:i/>
+          <w:color w:val="2B2B2B"/>
+          <w:sz w:val="21"/>
+        </w:rPr>
+        <w:t xml:space="preserve"> La nota que se reporta sale de los cuatro criterios y de los umbrales de esta §8. La casilla del formulario la marca el jurado humano; esto es una propuesta con página.</w:t>
+      </w:r>
+    </w:p>
+    <w:p>
+      <w:r>
+        <w:rPr>
+          <w:rFonts w:ascii="Calibri" w:hAnsi="Calibri"/>
+          <w:b/>
+          <w:color w:val="2B2B2B"/>
+          <w:sz w:val="22"/>
+        </w:rPr>
+        <w:t>1. Planteamiento de la problemática y formulación de objetivos</w:t>
+      </w:r>
+      <w:r>
+        <w:rPr>
+          <w:rFonts w:ascii="Calibri" w:hAnsi="Calibri"/>
+          <w:b w:val="0"/>
+          <w:color w:val="2B2B2B"/>
+          <w:sz w:val="22"/>
+        </w:rPr>
+        <w:t xml:space="preserve"> — propuesto </w:t>
+      </w:r>
+      <w:r>
+        <w:rPr>
+          <w:rFonts w:ascii="Calibri" w:hAnsi="Calibri"/>
+          <w:b/>
+          <w:color w:val="2B2B2B"/>
+          <w:sz w:val="22"/>
+        </w:rPr>
+        <w:t>3</w:t>
+      </w:r>
+      <w:r>
+        <w:rPr>
+          <w:rFonts w:ascii="Calibri" w:hAnsi="Calibri"/>
+          <w:b w:val="0"/>
+          <w:color w:val="2B2B2B"/>
+          <w:sz w:val="22"/>
+        </w:rPr>
+        <w:t xml:space="preserve"> / 5</w:t>
+      </w:r>
+    </w:p>
+    <w:p>
+      <w:pPr>
+        <w:ind w:left="432"/>
+        <w:shd w:val="clear" w:fill="E8F5EC"/>
+      </w:pPr>
+      <w:r>
+        <w:rPr>
+          <w:rFonts w:ascii="Calibri" w:hAnsi="Calibri"/>
+          <w:b w:val="0"/>
+          <w:i/>
+          <w:color w:val="2B2B2B"/>
+          <w:sz w:val="21"/>
+        </w:rPr>
+        <w:t>Claridad, pertinencia y delimitación del problema de investigación, así como la coherencia y precisión de los objetivos propuestos, verificando su alineación con el propósito del estudio y su viabilidad investigativa.</w:t>
+      </w:r>
+    </w:p>
+    <w:p>
+      <w:r>
+        <w:rPr>
+          <w:rFonts w:ascii="Calibri" w:hAnsi="Calibri"/>
+          <w:b w:val="0"/>
+          <w:color w:val="2B2B2B"/>
+          <w:sz w:val="22"/>
+        </w:rPr>
+        <w:t xml:space="preserve">El problema está bien delimitado y es real —archivo municipal, FUID del Acuerdo 042 de 2002, vigencia 2024— y los objetivos son claros. El reparo de fondo está en el alcance: la </w:t>
+      </w:r>
+      <w:r>
+        <w:rPr>
+          <w:rFonts w:ascii="Calibri" w:hAnsi="Calibri"/>
+          <w:b/>
+          <w:color w:val="2B2B2B"/>
+          <w:sz w:val="22"/>
+        </w:rPr>
+        <w:t>p. 27 afirma en pasado</w:t>
+      </w:r>
+      <w:r>
+        <w:rPr>
+          <w:rFonts w:ascii="Calibri" w:hAnsi="Calibri"/>
+          <w:b w:val="0"/>
+          <w:color w:val="2B2B2B"/>
+          <w:sz w:val="22"/>
+        </w:rPr>
+        <w:t xml:space="preserve"> un despliegue piloto, jornadas de digitalización y sesiones de capacitación de las que no hay una sola evidencia en el resto de las 169 páginas, y el OE4 promete verificar «en un entorno institucional controlado» algo que se verificó en un portátil personal, en localhost:5000 (pp. 89-91).</w:t>
+      </w:r>
+    </w:p>
+    <w:p>
+      <w:r>
+        <w:rPr>
+          <w:rFonts w:ascii="Calibri" w:hAnsi="Calibri"/>
+          <w:b/>
+          <w:color w:val="2B2B2B"/>
+          <w:sz w:val="22"/>
+        </w:rPr>
+        <w:t>2. Marco teórico y referentes conceptuales</w:t>
+      </w:r>
+      <w:r>
+        <w:rPr>
+          <w:rFonts w:ascii="Calibri" w:hAnsi="Calibri"/>
+          <w:b w:val="0"/>
+          <w:color w:val="2B2B2B"/>
+          <w:sz w:val="22"/>
+        </w:rPr>
+        <w:t xml:space="preserve"> — propuesto </w:t>
+      </w:r>
+      <w:r>
+        <w:rPr>
+          <w:rFonts w:ascii="Calibri" w:hAnsi="Calibri"/>
+          <w:b/>
+          <w:color w:val="2B2B2B"/>
+          <w:sz w:val="22"/>
+        </w:rPr>
+        <w:t>2</w:t>
+      </w:r>
+      <w:r>
+        <w:rPr>
+          <w:rFonts w:ascii="Calibri" w:hAnsi="Calibri"/>
+          <w:b w:val="0"/>
+          <w:color w:val="2B2B2B"/>
+          <w:sz w:val="22"/>
+        </w:rPr>
+        <w:t xml:space="preserve"> / 5</w:t>
+      </w:r>
+    </w:p>
+    <w:p>
+      <w:pPr>
+        <w:ind w:left="432"/>
+        <w:shd w:val="clear" w:fill="E8F5EC"/>
+      </w:pPr>
+      <w:r>
+        <w:rPr>
+          <w:rFonts w:ascii="Calibri" w:hAnsi="Calibri"/>
+          <w:b w:val="0"/>
+          <w:i/>
+          <w:color w:val="2B2B2B"/>
+          <w:sz w:val="21"/>
+        </w:rPr>
+        <w:t>Solidez del sustento teórico del proyecto, la pertinencia y actualidad de las fuentes consultadas, y la capacidad de articular conceptos, enfoques y antecedentes que fundamenten adecuadamente la investigación.</w:t>
+      </w:r>
+    </w:p>
+    <w:p>
+      <w:r>
+        <w:rPr>
+          <w:rFonts w:ascii="Calibri" w:hAnsi="Calibri"/>
+          <w:b w:val="0"/>
+          <w:color w:val="2B2B2B"/>
+          <w:sz w:val="22"/>
+        </w:rPr>
+        <w:t xml:space="preserve">El anclaje normativo es correcto y pertinente (Acuerdo 042 de 2002, AGN). Lo que impide más de un 2 es material y no interpretable: la bibliografía llega al documento final con </w:t>
+      </w:r>
+      <w:r>
+        <w:rPr>
+          <w:rFonts w:ascii="Calibri" w:hAnsi="Calibri"/>
+          <w:b/>
+          <w:color w:val="2B2B2B"/>
+          <w:sz w:val="22"/>
+        </w:rPr>
+        <w:t>marcadores «[por verificar]»</w:t>
+      </w:r>
+      <w:r>
+        <w:rPr>
+          <w:rFonts w:ascii="Calibri" w:hAnsi="Calibri"/>
+          <w:b w:val="0"/>
+          <w:color w:val="2B2B2B"/>
+          <w:sz w:val="22"/>
+        </w:rPr>
+        <w:t xml:space="preserve"> (pp. 138-140) y hay citas del cuerpo que no existen en la lista (Contraloría 2024, AGN 2024, MinTIC 2024). Un referente que el propio documento marca como no verificado no puede fundamentar nada.</w:t>
+      </w:r>
+    </w:p>
+    <w:p>
+      <w:r>
+        <w:rPr>
+          <w:rFonts w:ascii="Calibri" w:hAnsi="Calibri"/>
+          <w:b/>
+          <w:color w:val="2B2B2B"/>
+          <w:sz w:val="22"/>
+        </w:rPr>
+        <w:t>3. Metodología, muestra y coherencia del diseño</w:t>
+      </w:r>
+      <w:r>
+        <w:rPr>
+          <w:rFonts w:ascii="Calibri" w:hAnsi="Calibri"/>
+          <w:b w:val="0"/>
+          <w:color w:val="2B2B2B"/>
+          <w:sz w:val="22"/>
+        </w:rPr>
+        <w:t xml:space="preserve"> — propuesto </w:t>
+      </w:r>
+      <w:r>
+        <w:rPr>
+          <w:rFonts w:ascii="Calibri" w:hAnsi="Calibri"/>
+          <w:b/>
+          <w:color w:val="2B2B2B"/>
+          <w:sz w:val="22"/>
+        </w:rPr>
+        <w:t>2</w:t>
+      </w:r>
+      <w:r>
+        <w:rPr>
+          <w:rFonts w:ascii="Calibri" w:hAnsi="Calibri"/>
+          <w:b w:val="0"/>
+          <w:color w:val="2B2B2B"/>
+          <w:sz w:val="22"/>
+        </w:rPr>
+        <w:t xml:space="preserve"> / 5</w:t>
+      </w:r>
+    </w:p>
+    <w:p>
+      <w:pPr>
+        <w:ind w:left="432"/>
+        <w:shd w:val="clear" w:fill="E8F5EC"/>
+      </w:pPr>
+      <w:r>
+        <w:rPr>
+          <w:rFonts w:ascii="Calibri" w:hAnsi="Calibri"/>
+          <w:b w:val="0"/>
+          <w:i/>
+          <w:color w:val="2B2B2B"/>
+          <w:sz w:val="21"/>
+        </w:rPr>
+        <w:t>Correspondencia entre el enfoque metodológico, el tipo de estudio, las técnicas e instrumentos de recolección de información y la definición de la muestra, garantizando la coherencia interna del diseño investigativo.</w:t>
+      </w:r>
+    </w:p>
+    <w:p>
+      <w:r>
+        <w:rPr>
+          <w:rFonts w:ascii="Calibri" w:hAnsi="Calibri"/>
+          <w:b w:val="0"/>
+          <w:color w:val="2B2B2B"/>
+          <w:sz w:val="22"/>
+        </w:rPr>
+        <w:t xml:space="preserve">Hay trabajo de campo real: matriz de 20 aspectos en 6 dimensiones con escala 1-5 y cuatro entrevistas fechadas el 24/06/2026. Pero </w:t>
+      </w:r>
+      <w:r>
+        <w:rPr>
+          <w:rFonts w:ascii="Calibri" w:hAnsi="Calibri"/>
+          <w:b/>
+          <w:color w:val="2B2B2B"/>
+          <w:sz w:val="22"/>
+        </w:rPr>
+        <w:t>la muestra nunca se cuantifica</w:t>
+      </w:r>
+      <w:r>
+        <w:rPr>
+          <w:rFonts w:ascii="Calibri" w:hAnsi="Calibri"/>
+          <w:b w:val="0"/>
+          <w:color w:val="2B2B2B"/>
+          <w:sz w:val="22"/>
+        </w:rPr>
+        <w:t xml:space="preserve"> en las 169 páginas y el documento declara tres veces que no es censal (pp. 78, 86, 130), mientras la diapositiva 4 dice «muestra de tipo censal». Un diseño cuyo número de unidades analizadas no aparece en ninguna página, y cuyo propio mazo lo contradice, no acredita coherencia interna. Tampoco hay sección de limitaciones.</w:t>
+      </w:r>
+    </w:p>
+    <w:p>
+      <w:r>
+        <w:rPr>
+          <w:rFonts w:ascii="Calibri" w:hAnsi="Calibri"/>
+          <w:b/>
+          <w:color w:val="2B2B2B"/>
+          <w:sz w:val="22"/>
+        </w:rPr>
+        <w:t>4. Resultados y conclusiones</w:t>
+      </w:r>
+      <w:r>
+        <w:rPr>
+          <w:rFonts w:ascii="Calibri" w:hAnsi="Calibri"/>
+          <w:b w:val="0"/>
+          <w:color w:val="2B2B2B"/>
+          <w:sz w:val="22"/>
+        </w:rPr>
+        <w:t xml:space="preserve"> — propuesto </w:t>
+      </w:r>
+      <w:r>
+        <w:rPr>
+          <w:rFonts w:ascii="Calibri" w:hAnsi="Calibri"/>
+          <w:b/>
+          <w:color w:val="2B2B2B"/>
+          <w:sz w:val="22"/>
+        </w:rPr>
+        <w:t>3</w:t>
+      </w:r>
+      <w:r>
+        <w:rPr>
+          <w:rFonts w:ascii="Calibri" w:hAnsi="Calibri"/>
+          <w:b w:val="0"/>
+          <w:color w:val="2B2B2B"/>
+          <w:sz w:val="22"/>
+        </w:rPr>
+        <w:t xml:space="preserve"> / 5</w:t>
+      </w:r>
+    </w:p>
+    <w:p>
+      <w:pPr>
+        <w:ind w:left="432"/>
+        <w:shd w:val="clear" w:fill="E8F5EC"/>
+      </w:pPr>
+      <w:r>
+        <w:rPr>
+          <w:rFonts w:ascii="Calibri" w:hAnsi="Calibri"/>
+          <w:b w:val="0"/>
+          <w:i/>
+          <w:color w:val="2B2B2B"/>
+          <w:sz w:val="21"/>
+        </w:rPr>
+        <w:t>Calidad en la presentación, interpretación y análisis de los resultados obtenidos, así como la consistencia y pertinencia de las conclusiones en relación con los objetivos, la problemática y el marco teórico del estudio.</w:t>
+      </w:r>
+    </w:p>
+    <w:p>
+      <w:r>
+        <w:rPr>
+          <w:rFonts w:ascii="Calibri" w:hAnsi="Calibri"/>
+          <w:b w:val="0"/>
+          <w:color w:val="2B2B2B"/>
+          <w:sz w:val="22"/>
+        </w:rPr>
+        <w:t xml:space="preserve">El diagnóstico está bien construido y es la parte fuerte: 1,9/5 global (p. 81) desagregado en trazabilidad 1,33, tecnología 1,67, organización 1,75 y conservación 3,25 (p. 82). Y la </w:t>
+      </w:r>
+      <w:r>
+        <w:rPr>
+          <w:rFonts w:ascii="Calibri" w:hAnsi="Calibri"/>
+          <w:b/>
+          <w:color w:val="2B2B2B"/>
+          <w:sz w:val="22"/>
+        </w:rPr>
+        <w:t>Tabla 14 (pp. 104-105) es lo mejor de todo el cohorte en honestidad de reporte</w:t>
+      </w:r>
+      <w:r>
+        <w:rPr>
+          <w:rFonts w:ascii="Calibri" w:hAnsi="Calibri"/>
+          <w:b w:val="0"/>
+          <w:color w:val="2B2B2B"/>
+          <w:sz w:val="22"/>
+        </w:rPr>
+        <w:t>: clasifica cada componente como implementado, representado, diseñado o proyectado. Lo que lo frena en 3 es que las diapositivas 7 y 10 concluyen «cifrado de grado militar (AES-256)» sobre un componente que esa misma Tabla 14 marca como solo representado en la interfaz: el documento se corrige y el mazo lo deshace.</w:t>
+      </w:r>
+    </w:p>
+    <w:p>
+      <w:r>
+        <w:rPr>
+          <w:rFonts w:ascii="Calibri" w:hAnsi="Calibri"/>
+          <w:b/>
+          <w:color w:val="2B2B2B"/>
+          <w:sz w:val="22"/>
+        </w:rPr>
+        <w:t>5. Pertinencia disciplinar y articulación con la especialización</w:t>
+      </w:r>
+      <w:r>
+        <w:rPr>
+          <w:rFonts w:ascii="Calibri" w:hAnsi="Calibri"/>
+          <w:b w:val="0"/>
+          <w:color w:val="2B2B2B"/>
+          <w:sz w:val="22"/>
+        </w:rPr>
+        <w:t xml:space="preserve"> — propuesto </w:t>
+      </w:r>
+      <w:r>
+        <w:rPr>
+          <w:rFonts w:ascii="Calibri" w:hAnsi="Calibri"/>
+          <w:b/>
+          <w:color w:val="2B2B2B"/>
+          <w:sz w:val="22"/>
+        </w:rPr>
+        <w:t>4</w:t>
+      </w:r>
+      <w:r>
+        <w:rPr>
+          <w:rFonts w:ascii="Calibri" w:hAnsi="Calibri"/>
+          <w:b w:val="0"/>
+          <w:color w:val="2B2B2B"/>
+          <w:sz w:val="22"/>
+        </w:rPr>
+        <w:t xml:space="preserve"> / 5</w:t>
+      </w:r>
+    </w:p>
+    <w:p>
+      <w:pPr>
+        <w:ind w:left="432"/>
+        <w:shd w:val="clear" w:fill="E8F5EC"/>
+      </w:pPr>
+      <w:r>
+        <w:rPr>
+          <w:rFonts w:ascii="Calibri" w:hAnsi="Calibri"/>
+          <w:b w:val="0"/>
+          <w:i/>
+          <w:color w:val="2B2B2B"/>
+          <w:sz w:val="21"/>
+        </w:rPr>
+        <w:t>Grado de alineación del proyecto con el campo disciplinar y los énfasis de la especialización cursada, así como su aporte potencial al desarrollo académico, profesional o investigativo del área.</w:t>
+      </w:r>
+    </w:p>
+    <w:p>
+      <w:r>
+        <w:rPr>
+          <w:rFonts w:ascii="Calibri" w:hAnsi="Calibri"/>
+          <w:b w:val="0"/>
+          <w:color w:val="2B2B2B"/>
+          <w:sz w:val="22"/>
+        </w:rPr>
+        <w:t>Gestión documental electrónica en una alcaldía, con SGDEA, DCF de tres niveles, DRS, modelo ER de 14 entidades, RBAC de 6 perfiles y auditoría append-only (pp. 89-91): es transformación digital del sector público con necesidad documentada. No llega a 5 porque nada de eso salió del portátil.</w:t>
+      </w:r>
+    </w:p>
+    <w:p>
+      <w:r>
+        <w:rPr>
+          <w:rFonts w:ascii="Calibri" w:hAnsi="Calibri"/>
+          <w:b/>
+          <w:color w:val="2B2B2B"/>
+          <w:sz w:val="22"/>
+        </w:rPr>
+        <w:t>Suma propuesta: 14 / 25.</w:t>
+      </w:r>
+    </w:p>
+    <w:p>
+      <w:r>
+        <w:rPr>
+          <w:rFonts w:ascii="Calibri" w:hAnsi="Calibri"/>
+          <w:b/>
+          <w:color w:val="2B2B2B"/>
+          <w:sz w:val="22"/>
+        </w:rPr>
+        <w:t>Qué subiría una casilla en sala:</w:t>
+      </w:r>
+      <w:r>
+        <w:rPr>
+          <w:rFonts w:ascii="Calibri" w:hAnsi="Calibri"/>
+          <w:b w:val="0"/>
+          <w:color w:val="2B2B2B"/>
+          <w:sz w:val="22"/>
+        </w:rPr>
+        <w:t xml:space="preserve"> El </w:t>
+      </w:r>
+      <w:r>
+        <w:rPr>
+          <w:rFonts w:ascii="Calibri" w:hAnsi="Calibri"/>
+          <w:b/>
+          <w:color w:val="2B2B2B"/>
+          <w:sz w:val="22"/>
+        </w:rPr>
+        <w:t>criterio 4 pasa a 4</w:t>
+      </w:r>
+      <w:r>
+        <w:rPr>
+          <w:rFonts w:ascii="Calibri" w:hAnsi="Calibri"/>
+          <w:b w:val="0"/>
+          <w:color w:val="2B2B2B"/>
+          <w:sz w:val="22"/>
+        </w:rPr>
+        <w:t xml:space="preserve"> si sostienen en sala la distinción de su propia Tabla 14 —qué quedó implementado y probado frente a qué está representado— en vez de defender la diapositiva 10 (pregunta prioritaria 1). El </w:t>
+      </w:r>
+      <w:r>
+        <w:rPr>
+          <w:rFonts w:ascii="Calibri" w:hAnsi="Calibri"/>
+          <w:b/>
+          <w:color w:val="2B2B2B"/>
+          <w:sz w:val="22"/>
+        </w:rPr>
+        <w:t>criterio 3 pasa a 3</w:t>
+      </w:r>
+      <w:r>
+        <w:rPr>
+          <w:rFonts w:ascii="Calibri" w:hAnsi="Calibri"/>
+          <w:b w:val="0"/>
+          <w:color w:val="2B2B2B"/>
+          <w:sz w:val="22"/>
+        </w:rPr>
+        <w:t xml:space="preserve"> si dan una cifra de expedientes o folios inventariados y el criterio con que se escogieron (pregunta 2).</w:t>
+      </w:r>
+    </w:p>
+    <w:p>
+      <w:r>
+        <w:rPr>
+          <w:rFonts w:ascii="Calibri" w:hAnsi="Calibri"/>
+          <w:b/>
+          <w:color w:val="2B2B2B"/>
+          <w:sz w:val="22"/>
+        </w:rPr>
+        <w:t>Qué la bajaría:</w:t>
+      </w:r>
+      <w:r>
+        <w:rPr>
+          <w:rFonts w:ascii="Calibri" w:hAnsi="Calibri"/>
+          <w:b w:val="0"/>
+          <w:color w:val="2B2B2B"/>
+          <w:sz w:val="22"/>
+        </w:rPr>
+        <w:t xml:space="preserve"> El </w:t>
+      </w:r>
+      <w:r>
+        <w:rPr>
+          <w:rFonts w:ascii="Calibri" w:hAnsi="Calibri"/>
+          <w:b/>
+          <w:color w:val="2B2B2B"/>
+          <w:sz w:val="22"/>
+        </w:rPr>
+        <w:t>criterio 1 baja a 2</w:t>
+      </w:r>
+      <w:r>
+        <w:rPr>
+          <w:rFonts w:ascii="Calibri" w:hAnsi="Calibri"/>
+          <w:b w:val="0"/>
+          <w:color w:val="2B2B2B"/>
+          <w:sz w:val="22"/>
+        </w:rPr>
+        <w:t xml:space="preserve"> si defienden como ejecutado el despliegue de la p. 27. Ojo con el tiempo: son cuatro integrantes en 20 minutos, y si solo exponen sin responder, el que se resiente es el criterio 3, no estos cinco.</w:t>
+      </w:r>
+    </w:p>
+    <w:p>
+      <w:pPr>
+        <w:spacing w:before="200" w:after="60"/>
+      </w:pPr>
+      <w:r>
+        <w:rPr>
+          <w:rFonts w:ascii="Calibri" w:hAnsi="Calibri"/>
+          <w:b/>
+          <w:color w:val="007433"/>
+          <w:sz w:val="32"/>
+        </w:rPr>
+        <w:t>9. Observaciones administrativas (no académicas)</w:t>
       </w:r>
     </w:p>
     <w:p>
@@ -3381,11 +5470,11 @@
       <w:r>
         <w:rPr>
           <w:rFonts w:ascii="Calibri" w:hAnsi="Calibri"/>
-          <w:b w:val="0"/>
-          <w:color w:val="2B2B2B"/>
-          <w:sz w:val="22"/>
-        </w:rPr>
-        <w:t>*Ficha preparada por Julian Andrés Castaño Espinosa (Jurado 2) el 15 de agosto de 2026. Todas las afirmaciones sobre el proyecto están referidas a la página del documento del grupo; las páginas 27, 78, 86, 90 y 105 se reverificaron una a una antes de cerrar la ficha.*</w:t>
+          <w:i/>
+          <w:color w:val="2B2B2B"/>
+          <w:sz w:val="22"/>
+        </w:rPr>
+        <w:t>Ficha preparada por Julian Andrés Castaño Espinosa (Jurado 2) el 15 de agosto de 2026. Todas las afirmaciones sobre el proyecto están referidas a la página del documento del grupo; las páginas 27, 78, 86, 90 y 105 se reverificaron una a una antes de cerrar la ficha.</w:t>
       </w:r>
     </w:p>
     <w:sectPr>
